--- a/docs/Watt_BM_요금제_제안서_2026-10-04.docx
+++ b/docs/Watt_BM_요금제_제안서_2026-10-04.docx
@@ -38,7 +38,7 @@
           <w:color w:val="1A2D45"/>
           <w:sz w:val="20"/>
         </w:rPr>
-        <w:t>이 문서는 현재 앱의 팀 과제 흐름을 바탕으로 한 초기 가격 실험안입니다. 아래 금액은 공개 판매가나 확정 견적이 아니며, 모두 부가세 포함 가정입니다.</w:t>
+        <w:t>이 문서는 현재 앱의 팀 과제 흐름과 AI API 요금을 바탕으로 한 가격 실험안입니다. 판매 가격은 부가세 포함 가정이며, 원가·수수료·이익은 실제 사용량과 정산 내역이 없어 시나리오로 추정했습니다. 아래 공헌이익은 회사 전체 순이익이 아닙니다.</w:t>
       </w:r>
     </w:p>
     <w:p>
@@ -226,7 +226,7 @@
                 <w:color w:val="1A2D45"/>
                 <w:sz w:val="17"/>
               </w:rPr>
-              <w:t>가입 시 8크레딧 1회</w:t>
+              <w:t>가입 시 12크레딧 1회</w:t>
             </w:r>
           </w:p>
         </w:tc>
@@ -319,7 +319,7 @@
                 <w:color w:val="1A2D45"/>
                 <w:sz w:val="17"/>
               </w:rPr>
-              <w:t>월 30크레딧</w:t>
+              <w:t>월 100크레딧</w:t>
             </w:r>
           </w:p>
         </w:tc>
@@ -373,9 +373,9 @@
                 <w:color w:val="1A2D45"/>
                 <w:sz w:val="17"/>
               </w:rPr>
-              <w:t>월 14,900원</w:t>
+              <w:t>월 16,900원</w:t>
               <w:br/>
-              <w:t>4개월 49,900원</w:t>
+              <w:t>4개월 59,900원</w:t>
             </w:r>
           </w:p>
         </w:tc>
@@ -409,7 +409,7 @@
                 <w:color w:val="1A2D45"/>
                 <w:sz w:val="17"/>
               </w:rPr>
-              <w:t>방 공동 월 100크레딧</w:t>
+              <w:t>방 공동 월 300크레딧</w:t>
             </w:r>
           </w:p>
         </w:tc>
@@ -502,7 +502,7 @@
                 <w:color w:val="1A2D45"/>
                 <w:sz w:val="17"/>
               </w:rPr>
-              <w:t>1인·학기 16크레딧</w:t>
+              <w:t>1인·학기 60크레딧</w:t>
             </w:r>
           </w:p>
         </w:tc>
@@ -535,7 +535,7 @@
           <w:color w:val="1A2D45"/>
           <w:sz w:val="20"/>
         </w:rPr>
-        <w:t>월 구독은 매월 갱신됩니다. 4개월 상품은 한 학기용 기간제 이용권으로 제안하며 자동 갱신하지 않습니다. AI 제공량은 비용 측정 후 조정할 실험값입니다.</w:t>
+        <w:t>월 구독은 매월 갱신됩니다. 4개월 상품은 한 학기용 기간제 이용권으로 제안하며 자동 갱신하지 않습니다. 개인 월 100·팀 공동 월 300크레딧을 우선 제안합니다. 팀 가격은 기존 14,900원 안에서 16,900원으로 올려 동일한 이익률 목표를 맞췄습니다. 대학 제휴 제공량도 학기당 60크레딧으로 확대했습니다.</w:t>
       </w:r>
     </w:p>
     <w:p>
@@ -735,7 +735,7 @@
                 <w:color w:val="1A2D45"/>
                 <w:sz w:val="17"/>
               </w:rPr>
-              <w:t>이미지 글자 추출·아이디어 추출 또는 MVP 계획 생성</w:t>
+              <w:t>이미지 글자 추출·아이디어 추출 (최대 3장)</w:t>
             </w:r>
           </w:p>
         </w:tc>
@@ -743,6 +743,42 @@
           <w:tcPr>
             <w:tcW w:type="dxa" w:w="2381"/>
             <w:shd w:fill="F6F9FC"/>
+            <w:vAlign w:val="center"/>
+          </w:tcPr>
+          <w:p>
+            <w:r>
+              <w:rPr>
+                <w:rFonts w:ascii="맑은 고딕" w:hAnsi="맑은 고딕" w:eastAsia="맑은 고딕"/>
+                <w:b w:val="0"/>
+                <w:color w:val="1A2D45"/>
+                <w:sz w:val="17"/>
+              </w:rPr>
+              <w:t>4크레딧 / 실행</w:t>
+            </w:r>
+          </w:p>
+        </w:tc>
+      </w:tr>
+      <w:tr>
+        <w:tc>
+          <w:tcPr>
+            <w:tcW w:type="dxa" w:w="7030"/>
+            <w:vAlign w:val="center"/>
+          </w:tcPr>
+          <w:p>
+            <w:r>
+              <w:rPr>
+                <w:rFonts w:ascii="맑은 고딕" w:hAnsi="맑은 고딕" w:eastAsia="맑은 고딕"/>
+                <w:b w:val="0"/>
+                <w:color w:val="1A2D45"/>
+                <w:sz w:val="17"/>
+              </w:rPr>
+              <w:t>MVP 계획 생성</w:t>
+            </w:r>
+          </w:p>
+        </w:tc>
+        <w:tc>
+          <w:tcPr>
+            <w:tcW w:type="dxa" w:w="2381"/>
             <w:vAlign w:val="center"/>
           </w:tcPr>
           <w:p>
@@ -762,6 +798,7 @@
         <w:tc>
           <w:tcPr>
             <w:tcW w:type="dxa" w:w="7030"/>
+            <w:shd w:fill="F6F9FC"/>
             <w:vAlign w:val="center"/>
           </w:tcPr>
           <w:p>
@@ -779,6 +816,7 @@
         <w:tc>
           <w:tcPr>
             <w:tcW w:type="dxa" w:w="2381"/>
+            <w:shd w:fill="F6F9FC"/>
             <w:vAlign w:val="center"/>
           </w:tcPr>
           <w:p>
@@ -804,7 +842,357 @@
           <w:color w:val="1A2D45"/>
           <w:sz w:val="20"/>
         </w:rPr>
-        <w:t>예시: 텍스트 추출 1회 + 비교 1회 + MVP 1회 + 발표자료 1회 = 8크레딧. 무료 체험으로 과제 흐름을 한 번 완주할 수 있습니다. 실패한 서버 요청은 차감하지 않고, 월 크레딧은 이월하지 않는 안을 권합니다.</w:t>
+        <w:t>텍스트 추출 1회 + 비교 1회 + MVP 1회 + 발표자료 1회 = 8크레딧. 무료 12크레딧이면 이 흐름을 한 번 완주하고 발표자료를 한 번 재생성할 수 있습니다. 이미지로 시작하는 흐름은 11크레딧입니다. 이미지 요청은 Claude 비용이 높아 기존 2에서 4크레딧으로 조정합니다. 성공한 결과만 차감하고, 월 제공 크레딧은 이월하지 않는 안을 권합니다.</w:t>
+      </w:r>
+    </w:p>
+    <w:p>
+      <w:pPr>
+        <w:pStyle w:val="Heading1"/>
+      </w:pPr>
+      <w:r>
+        <w:rPr>
+          <w:rFonts w:ascii="맑은 고딕" w:hAnsi="맑은 고딕" w:eastAsia="맑은 고딕"/>
+          <w:b/>
+          <w:color w:val="2663A7"/>
+          <w:sz w:val="26"/>
+        </w:rPr>
+        <w:t>3-1. 크레딧 부족 시 추가 충전</w:t>
+      </w:r>
+    </w:p>
+    <w:p>
+      <w:r>
+        <w:rPr>
+          <w:rFonts w:ascii="맑은 고딕" w:hAnsi="맑은 고딕" w:eastAsia="맑은 고딕"/>
+          <w:b w:val="0"/>
+          <w:color w:val="1A2D45"/>
+          <w:sz w:val="20"/>
+        </w:rPr>
+        <w:t>무료·개인·팀 요금제 모두 기본 한도가 부족하면 크레딧을 일회성으로 추가 구매할 수 있게 제안합니다. 자동 충전은 사용하지 않으며, 요청 전에 필요한 크레딧과 남은 잔액을 보여줍니다.</w:t>
+      </w:r>
+    </w:p>
+    <w:tbl>
+      <w:tblPr>
+        <w:tblStyle w:val="TableGrid"/>
+        <w:tblW w:type="auto" w:w="0"/>
+        <w:jc w:val="center"/>
+        <w:tblLook w:firstColumn="1" w:firstRow="1" w:lastColumn="0" w:lastRow="0" w:noHBand="0" w:noVBand="1" w:val="04A0"/>
+      </w:tblPr>
+      <w:tblGrid>
+        <w:gridCol w:w="2550"/>
+        <w:gridCol w:w="2550"/>
+        <w:gridCol w:w="2550"/>
+        <w:gridCol w:w="2550"/>
+      </w:tblGrid>
+      <w:tr>
+        <w:tc>
+          <w:tcPr>
+            <w:tcW w:type="dxa" w:w="1814"/>
+            <w:shd w:fill="DDEAF6"/>
+            <w:vAlign w:val="center"/>
+          </w:tcPr>
+          <w:p>
+            <w:r>
+              <w:rPr>
+                <w:rFonts w:ascii="맑은 고딕" w:hAnsi="맑은 고딕" w:eastAsia="맑은 고딕"/>
+                <w:b/>
+                <w:color w:val="1A2D45"/>
+                <w:sz w:val="18"/>
+              </w:rPr>
+              <w:t>추가 충전</w:t>
+            </w:r>
+          </w:p>
+        </w:tc>
+        <w:tc>
+          <w:tcPr>
+            <w:tcW w:type="dxa" w:w="1474"/>
+            <w:shd w:fill="DDEAF6"/>
+            <w:vAlign w:val="center"/>
+          </w:tcPr>
+          <w:p>
+            <w:r>
+              <w:rPr>
+                <w:rFonts w:ascii="맑은 고딕" w:hAnsi="맑은 고딕" w:eastAsia="맑은 고딕"/>
+                <w:b/>
+                <w:color w:val="1A2D45"/>
+                <w:sz w:val="18"/>
+              </w:rPr>
+              <w:t>제안 가격</w:t>
+            </w:r>
+          </w:p>
+        </w:tc>
+        <w:tc>
+          <w:tcPr>
+            <w:tcW w:type="dxa" w:w="1928"/>
+            <w:shd w:fill="DDEAF6"/>
+            <w:vAlign w:val="center"/>
+          </w:tcPr>
+          <w:p>
+            <w:r>
+              <w:rPr>
+                <w:rFonts w:ascii="맑은 고딕" w:hAnsi="맑은 고딕" w:eastAsia="맑은 고딕"/>
+                <w:b/>
+                <w:color w:val="1A2D45"/>
+                <w:sz w:val="18"/>
+              </w:rPr>
+              <w:t>적용 대상</w:t>
+            </w:r>
+          </w:p>
+        </w:tc>
+        <w:tc>
+          <w:tcPr>
+            <w:tcW w:type="dxa" w:w="4195"/>
+            <w:shd w:fill="DDEAF6"/>
+            <w:vAlign w:val="center"/>
+          </w:tcPr>
+          <w:p>
+            <w:r>
+              <w:rPr>
+                <w:rFonts w:ascii="맑은 고딕" w:hAnsi="맑은 고딕" w:eastAsia="맑은 고딕"/>
+                <w:b/>
+                <w:color w:val="1A2D45"/>
+                <w:sz w:val="18"/>
+              </w:rPr>
+              <w:t>비고</w:t>
+            </w:r>
+          </w:p>
+        </w:tc>
+      </w:tr>
+      <w:tr>
+        <w:tc>
+          <w:tcPr>
+            <w:tcW w:type="dxa" w:w="1814"/>
+            <w:vAlign w:val="center"/>
+          </w:tcPr>
+          <w:p>
+            <w:r>
+              <w:rPr>
+                <w:rFonts w:ascii="맑은 고딕" w:hAnsi="맑은 고딕" w:eastAsia="맑은 고딕"/>
+                <w:b w:val="0"/>
+                <w:color w:val="1A2D45"/>
+                <w:sz w:val="17"/>
+              </w:rPr>
+              <w:t>10크레딧</w:t>
+            </w:r>
+          </w:p>
+        </w:tc>
+        <w:tc>
+          <w:tcPr>
+            <w:tcW w:type="dxa" w:w="1474"/>
+            <w:vAlign w:val="center"/>
+          </w:tcPr>
+          <w:p>
+            <w:r>
+              <w:rPr>
+                <w:rFonts w:ascii="맑은 고딕" w:hAnsi="맑은 고딕" w:eastAsia="맑은 고딕"/>
+                <w:b w:val="0"/>
+                <w:color w:val="1A2D45"/>
+                <w:sz w:val="17"/>
+              </w:rPr>
+              <w:t>1,900원</w:t>
+            </w:r>
+          </w:p>
+        </w:tc>
+        <w:tc>
+          <w:tcPr>
+            <w:tcW w:type="dxa" w:w="1928"/>
+            <w:vAlign w:val="center"/>
+          </w:tcPr>
+          <w:p>
+            <w:r>
+              <w:rPr>
+                <w:rFonts w:ascii="맑은 고딕" w:hAnsi="맑은 고딕" w:eastAsia="맑은 고딕"/>
+                <w:b w:val="0"/>
+                <w:color w:val="1A2D45"/>
+                <w:sz w:val="17"/>
+              </w:rPr>
+              <w:t>무료·개인·팀</w:t>
+            </w:r>
+          </w:p>
+        </w:tc>
+        <w:tc>
+          <w:tcPr>
+            <w:tcW w:type="dxa" w:w="4195"/>
+            <w:vAlign w:val="center"/>
+          </w:tcPr>
+          <w:p>
+            <w:r>
+              <w:rPr>
+                <w:rFonts w:ascii="맑은 고딕" w:hAnsi="맑은 고딕" w:eastAsia="맑은 고딕"/>
+                <w:b w:val="0"/>
+                <w:color w:val="1A2D45"/>
+                <w:sz w:val="17"/>
+              </w:rPr>
+              <w:t>가끔 쓰는 이용자용</w:t>
+            </w:r>
+          </w:p>
+        </w:tc>
+      </w:tr>
+      <w:tr>
+        <w:tc>
+          <w:tcPr>
+            <w:tcW w:type="dxa" w:w="1814"/>
+            <w:shd w:fill="F6F9FC"/>
+            <w:vAlign w:val="center"/>
+          </w:tcPr>
+          <w:p>
+            <w:r>
+              <w:rPr>
+                <w:rFonts w:ascii="맑은 고딕" w:hAnsi="맑은 고딕" w:eastAsia="맑은 고딕"/>
+                <w:b w:val="0"/>
+                <w:color w:val="1A2D45"/>
+                <w:sz w:val="17"/>
+              </w:rPr>
+              <w:t>30크레딧</w:t>
+            </w:r>
+          </w:p>
+        </w:tc>
+        <w:tc>
+          <w:tcPr>
+            <w:tcW w:type="dxa" w:w="1474"/>
+            <w:shd w:fill="F6F9FC"/>
+            <w:vAlign w:val="center"/>
+          </w:tcPr>
+          <w:p>
+            <w:r>
+              <w:rPr>
+                <w:rFonts w:ascii="맑은 고딕" w:hAnsi="맑은 고딕" w:eastAsia="맑은 고딕"/>
+                <w:b w:val="0"/>
+                <w:color w:val="1A2D45"/>
+                <w:sz w:val="17"/>
+              </w:rPr>
+              <w:t>3,900원</w:t>
+            </w:r>
+          </w:p>
+        </w:tc>
+        <w:tc>
+          <w:tcPr>
+            <w:tcW w:type="dxa" w:w="1928"/>
+            <w:shd w:fill="F6F9FC"/>
+            <w:vAlign w:val="center"/>
+          </w:tcPr>
+          <w:p>
+            <w:r>
+              <w:rPr>
+                <w:rFonts w:ascii="맑은 고딕" w:hAnsi="맑은 고딕" w:eastAsia="맑은 고딕"/>
+                <w:b w:val="0"/>
+                <w:color w:val="1A2D45"/>
+                <w:sz w:val="17"/>
+              </w:rPr>
+              <w:t>무료·개인·팀</w:t>
+            </w:r>
+          </w:p>
+        </w:tc>
+        <w:tc>
+          <w:tcPr>
+            <w:tcW w:type="dxa" w:w="4195"/>
+            <w:shd w:fill="F6F9FC"/>
+            <w:vAlign w:val="center"/>
+          </w:tcPr>
+          <w:p>
+            <w:r>
+              <w:rPr>
+                <w:rFonts w:ascii="맑은 고딕" w:hAnsi="맑은 고딕" w:eastAsia="맑은 고딕"/>
+                <w:b w:val="0"/>
+                <w:color w:val="1A2D45"/>
+                <w:sz w:val="17"/>
+              </w:rPr>
+              <w:t>과제 마감 시 추가 사용용</w:t>
+            </w:r>
+          </w:p>
+        </w:tc>
+      </w:tr>
+      <w:tr>
+        <w:tc>
+          <w:tcPr>
+            <w:tcW w:type="dxa" w:w="1814"/>
+            <w:vAlign w:val="center"/>
+          </w:tcPr>
+          <w:p>
+            <w:r>
+              <w:rPr>
+                <w:rFonts w:ascii="맑은 고딕" w:hAnsi="맑은 고딕" w:eastAsia="맑은 고딕"/>
+                <w:b w:val="0"/>
+                <w:color w:val="1A2D45"/>
+                <w:sz w:val="17"/>
+              </w:rPr>
+              <w:t>대학 제휴 추가량</w:t>
+            </w:r>
+          </w:p>
+        </w:tc>
+        <w:tc>
+          <w:tcPr>
+            <w:tcW w:type="dxa" w:w="1474"/>
+            <w:vAlign w:val="center"/>
+          </w:tcPr>
+          <w:p>
+            <w:r>
+              <w:rPr>
+                <w:rFonts w:ascii="맑은 고딕" w:hAnsi="맑은 고딕" w:eastAsia="맑은 고딕"/>
+                <w:b w:val="0"/>
+                <w:color w:val="1A2D45"/>
+                <w:sz w:val="17"/>
+              </w:rPr>
+              <w:t>학교별 별도 견적</w:t>
+            </w:r>
+          </w:p>
+        </w:tc>
+        <w:tc>
+          <w:tcPr>
+            <w:tcW w:type="dxa" w:w="1928"/>
+            <w:vAlign w:val="center"/>
+          </w:tcPr>
+          <w:p>
+            <w:r>
+              <w:rPr>
+                <w:rFonts w:ascii="맑은 고딕" w:hAnsi="맑은 고딕" w:eastAsia="맑은 고딕"/>
+                <w:b w:val="0"/>
+                <w:color w:val="1A2D45"/>
+                <w:sz w:val="17"/>
+              </w:rPr>
+              <w:t>계약 수업</w:t>
+            </w:r>
+          </w:p>
+        </w:tc>
+        <w:tc>
+          <w:tcPr>
+            <w:tcW w:type="dxa" w:w="4195"/>
+            <w:vAlign w:val="center"/>
+          </w:tcPr>
+          <w:p>
+            <w:r>
+              <w:rPr>
+                <w:rFonts w:ascii="맑은 고딕" w:hAnsi="맑은 고딕" w:eastAsia="맑은 고딕"/>
+                <w:b w:val="0"/>
+                <w:color w:val="1A2D45"/>
+                <w:sz w:val="17"/>
+              </w:rPr>
+              <w:t>담당자 승인 후 일괄 증액</w:t>
+            </w:r>
+          </w:p>
+        </w:tc>
+      </w:tr>
+    </w:tbl>
+    <w:p/>
+    <w:p>
+      <w:r>
+        <w:rPr>
+          <w:rFonts w:ascii="맑은 고딕" w:hAnsi="맑은 고딕" w:eastAsia="맑은 고딕"/>
+          <w:b w:val="0"/>
+          <w:color w:val="1A2D45"/>
+          <w:sz w:val="20"/>
+        </w:rPr>
+        <w:t>월 구독에 포함된 크레딧을 먼저 쓰고 구매한 크레딧을 나중에 사용합니다. 구매한 크레딧은 월말·구독 해지 시 소멸시키지 않는 안을 권합니다. 개인 충전분은 개인 계정에, 팀 충전분은 해당 방에 귀속합니다. 방 삭제·계정 탈퇴 시 잔액 처리 규칙은 출시 전 별도로 정해야 합니다.</w:t>
+      </w:r>
+    </w:p>
+    <w:p>
+      <w:r>
+        <w:rPr>
+          <w:rFonts w:ascii="맑은 고딕" w:hAnsi="맑은 고딕" w:eastAsia="맑은 고딕"/>
+          <w:b w:val="0"/>
+          <w:color w:val="1A2D45"/>
+          <w:sz w:val="20"/>
+        </w:rPr>
+        <w:t>위 충전 가격 역시 가설입니다. 팀 구독의 크레딧 단가가 충전 단가보다 낮도록 두어 정기 이용자에게 구독의 이점이 남게 했습니다. 앱스토어에서 유료 크레딧을 판매하면 일회성 인앱 상품으로 구성하고 플랫폼별 결제 정책을 따릅니다.</w:t>
       </w:r>
     </w:p>
     <w:p>
@@ -1137,7 +1525,7 @@
                 <w:color w:val="1A2D45"/>
                 <w:sz w:val="17"/>
               </w:rPr>
-              <w:t>가입 시 8크레딧</w:t>
+              <w:t>가입 시 12크레딧</w:t>
             </w:r>
           </w:p>
         </w:tc>
@@ -1154,7 +1542,7 @@
                 <w:color w:val="1A2D45"/>
                 <w:sz w:val="17"/>
               </w:rPr>
-              <w:t>월 30크레딧</w:t>
+              <w:t>월 100크레딧</w:t>
             </w:r>
           </w:p>
         </w:tc>
@@ -1171,7 +1559,7 @@
                 <w:color w:val="1A2D45"/>
                 <w:sz w:val="17"/>
               </w:rPr>
-              <w:t>방 공동 월 100크레딧</w:t>
+              <w:t>방 공동 월 300크레딧</w:t>
             </w:r>
           </w:p>
         </w:tc>
@@ -1188,7 +1576,7 @@
                 <w:color w:val="1A2D45"/>
                 <w:sz w:val="17"/>
               </w:rPr>
-              <w:t>1인·학기 16크레딧</w:t>
+              <w:t>1인·학기 60크레딧</w:t>
             </w:r>
           </w:p>
         </w:tc>
@@ -1515,7 +1903,7 @@
                 <w:color w:val="1A2D45"/>
                 <w:sz w:val="17"/>
               </w:rPr>
-              <w:t>3,900원</w:t>
+              <w:t>4,900원</w:t>
             </w:r>
           </w:p>
         </w:tc>
@@ -1571,7 +1959,7 @@
                 <w:color w:val="1A2D45"/>
                 <w:sz w:val="17"/>
               </w:rPr>
-              <w:t>13,900원</w:t>
+              <w:t>17,900원</w:t>
             </w:r>
           </w:p>
         </w:tc>
@@ -1607,7 +1995,7 @@
                 <w:color w:val="1A2D45"/>
                 <w:sz w:val="17"/>
               </w:rPr>
-              <w:t>14,900원</w:t>
+              <w:t>16,900원</w:t>
             </w:r>
           </w:p>
         </w:tc>
@@ -1624,7 +2012,7 @@
                 <w:color w:val="1A2D45"/>
                 <w:sz w:val="17"/>
               </w:rPr>
-              <w:t>11,900원</w:t>
+              <w:t>14,900원</w:t>
             </w:r>
           </w:p>
         </w:tc>
@@ -1662,7 +2050,7 @@
                 <w:color w:val="1A2D45"/>
                 <w:sz w:val="17"/>
               </w:rPr>
-              <w:t>49,900원</w:t>
+              <w:t>59,900원</w:t>
             </w:r>
           </w:p>
         </w:tc>
@@ -1680,7 +2068,7 @@
                 <w:color w:val="1A2D45"/>
                 <w:sz w:val="17"/>
               </w:rPr>
-              <w:t>39,900원</w:t>
+              <w:t>49,900원</w:t>
             </w:r>
           </w:p>
         </w:tc>
@@ -1720,7 +2108,2148 @@
           <w:color w:val="2663A7"/>
           <w:sz w:val="26"/>
         </w:rPr>
-        <w:t>6. 가격 검증과 출시 순서</w:t>
+        <w:t>6. AI API 원가와 크레딧 설계</w:t>
+      </w:r>
+    </w:p>
+    <w:p>
+      <w:r>
+        <w:rPr>
+          <w:rFonts w:ascii="맑은 고딕" w:hAnsi="맑은 고딕" w:eastAsia="맑은 고딕"/>
+          <w:b w:val="0"/>
+          <w:color w:val="1A2D45"/>
+          <w:sz w:val="20"/>
+        </w:rPr>
+        <w:t>2026년 10월 4일 공개 단가 기준: DeepSeek Flash는 피크·캐시 미스 입력 100만 토큰당 $0.30, 출력 $1.20입니다. Claude Haiku 4.5는 입력 $1, 출력 $5입니다. 앱 기본 설정은 텍스트에 DeepSeek Flash, 이미지에 Claude Haiku 4.5를 사용합니다. 아래 토큰 수는 실측이 아닌 기능별 보수적 가정이며, 환율 1달러=1,500원과 과금되는 실패·재시도 비용 20%를 더했습니다. 실제 환율·토큰·재시도율은 달라질 수 있습니다.</w:t>
+      </w:r>
+    </w:p>
+    <w:tbl>
+      <w:tblPr>
+        <w:tblStyle w:val="TableGrid"/>
+        <w:tblW w:type="auto" w:w="0"/>
+        <w:jc w:val="center"/>
+        <w:tblLook w:firstColumn="1" w:firstRow="1" w:lastColumn="0" w:lastRow="0" w:noHBand="0" w:noVBand="1" w:val="04A0"/>
+      </w:tblPr>
+      <w:tblGrid>
+        <w:gridCol w:w="2550"/>
+        <w:gridCol w:w="2550"/>
+        <w:gridCol w:w="2550"/>
+        <w:gridCol w:w="2550"/>
+      </w:tblGrid>
+      <w:tr>
+        <w:tc>
+          <w:tcPr>
+            <w:tcW w:type="dxa" w:w="4422"/>
+            <w:shd w:fill="DDEAF6"/>
+            <w:vAlign w:val="center"/>
+          </w:tcPr>
+          <w:p>
+            <w:r>
+              <w:rPr>
+                <w:rFonts w:ascii="맑은 고딕" w:hAnsi="맑은 고딕" w:eastAsia="맑은 고딕"/>
+                <w:b/>
+                <w:color w:val="1A2D45"/>
+                <w:sz w:val="18"/>
+              </w:rPr>
+              <w:t>AI 작업</w:t>
+            </w:r>
+          </w:p>
+        </w:tc>
+        <w:tc>
+          <w:tcPr>
+            <w:tcW w:type="dxa" w:w="2494"/>
+            <w:shd w:fill="DDEAF6"/>
+            <w:vAlign w:val="center"/>
+          </w:tcPr>
+          <w:p>
+            <w:r>
+              <w:rPr>
+                <w:rFonts w:ascii="맑은 고딕" w:hAnsi="맑은 고딕" w:eastAsia="맑은 고딕"/>
+                <w:b/>
+                <w:color w:val="1A2D45"/>
+                <w:sz w:val="18"/>
+              </w:rPr>
+              <w:t>입력/출력 토큰 가정</w:t>
+            </w:r>
+          </w:p>
+        </w:tc>
+        <w:tc>
+          <w:tcPr>
+            <w:tcW w:type="dxa" w:w="964"/>
+            <w:shd w:fill="DDEAF6"/>
+            <w:vAlign w:val="center"/>
+          </w:tcPr>
+          <w:p>
+            <w:r>
+              <w:rPr>
+                <w:rFonts w:ascii="맑은 고딕" w:hAnsi="맑은 고딕" w:eastAsia="맑은 고딕"/>
+                <w:b/>
+                <w:color w:val="1A2D45"/>
+                <w:sz w:val="18"/>
+              </w:rPr>
+              <w:t>크레딧</w:t>
+            </w:r>
+          </w:p>
+        </w:tc>
+        <w:tc>
+          <w:tcPr>
+            <w:tcW w:type="dxa" w:w="1531"/>
+            <w:shd w:fill="DDEAF6"/>
+            <w:vAlign w:val="center"/>
+          </w:tcPr>
+          <w:p>
+            <w:r>
+              <w:rPr>
+                <w:rFonts w:ascii="맑은 고딕" w:hAnsi="맑은 고딕" w:eastAsia="맑은 고딕"/>
+                <w:b/>
+                <w:color w:val="1A2D45"/>
+                <w:sz w:val="18"/>
+              </w:rPr>
+              <w:t>API 원가/회</w:t>
+            </w:r>
+          </w:p>
+        </w:tc>
+      </w:tr>
+      <w:tr>
+        <w:tc>
+          <w:tcPr>
+            <w:tcW w:type="dxa" w:w="4422"/>
+            <w:vAlign w:val="center"/>
+          </w:tcPr>
+          <w:p>
+            <w:r>
+              <w:rPr>
+                <w:rFonts w:ascii="맑은 고딕" w:hAnsi="맑은 고딕" w:eastAsia="맑은 고딕"/>
+                <w:b w:val="0"/>
+                <w:color w:val="1A2D45"/>
+                <w:sz w:val="17"/>
+              </w:rPr>
+              <w:t>텍스트 아이디어 추출</w:t>
+            </w:r>
+          </w:p>
+        </w:tc>
+        <w:tc>
+          <w:tcPr>
+            <w:tcW w:type="dxa" w:w="2494"/>
+            <w:vAlign w:val="center"/>
+          </w:tcPr>
+          <w:p>
+            <w:r>
+              <w:rPr>
+                <w:rFonts w:ascii="맑은 고딕" w:hAnsi="맑은 고딕" w:eastAsia="맑은 고딕"/>
+                <w:b w:val="0"/>
+                <w:color w:val="1A2D45"/>
+                <w:sz w:val="17"/>
+              </w:rPr>
+              <w:t>3,000 / 3,000</w:t>
+            </w:r>
+          </w:p>
+        </w:tc>
+        <w:tc>
+          <w:tcPr>
+            <w:tcW w:type="dxa" w:w="964"/>
+            <w:vAlign w:val="center"/>
+          </w:tcPr>
+          <w:p>
+            <w:r>
+              <w:rPr>
+                <w:rFonts w:ascii="맑은 고딕" w:hAnsi="맑은 고딕" w:eastAsia="맑은 고딕"/>
+                <w:b w:val="0"/>
+                <w:color w:val="1A2D45"/>
+                <w:sz w:val="17"/>
+              </w:rPr>
+              <w:t>1</w:t>
+            </w:r>
+          </w:p>
+        </w:tc>
+        <w:tc>
+          <w:tcPr>
+            <w:tcW w:type="dxa" w:w="1531"/>
+            <w:vAlign w:val="center"/>
+          </w:tcPr>
+          <w:p>
+            <w:r>
+              <w:rPr>
+                <w:rFonts w:ascii="맑은 고딕" w:hAnsi="맑은 고딕" w:eastAsia="맑은 고딕"/>
+                <w:b w:val="0"/>
+                <w:color w:val="1A2D45"/>
+                <w:sz w:val="17"/>
+              </w:rPr>
+              <w:t>8원</w:t>
+            </w:r>
+          </w:p>
+        </w:tc>
+      </w:tr>
+      <w:tr>
+        <w:tc>
+          <w:tcPr>
+            <w:tcW w:type="dxa" w:w="4422"/>
+            <w:shd w:fill="F6F9FC"/>
+            <w:vAlign w:val="center"/>
+          </w:tcPr>
+          <w:p>
+            <w:r>
+              <w:rPr>
+                <w:rFonts w:ascii="맑은 고딕" w:hAnsi="맑은 고딕" w:eastAsia="맑은 고딕"/>
+                <w:b w:val="0"/>
+                <w:color w:val="1A2D45"/>
+                <w:sz w:val="17"/>
+              </w:rPr>
+              <w:t>아이디어 비교·초안 진단</w:t>
+            </w:r>
+          </w:p>
+        </w:tc>
+        <w:tc>
+          <w:tcPr>
+            <w:tcW w:type="dxa" w:w="2494"/>
+            <w:shd w:fill="F6F9FC"/>
+            <w:vAlign w:val="center"/>
+          </w:tcPr>
+          <w:p>
+            <w:r>
+              <w:rPr>
+                <w:rFonts w:ascii="맑은 고딕" w:hAnsi="맑은 고딕" w:eastAsia="맑은 고딕"/>
+                <w:b w:val="0"/>
+                <w:color w:val="1A2D45"/>
+                <w:sz w:val="17"/>
+              </w:rPr>
+              <w:t>5,000 / 4,096</w:t>
+            </w:r>
+          </w:p>
+        </w:tc>
+        <w:tc>
+          <w:tcPr>
+            <w:tcW w:type="dxa" w:w="964"/>
+            <w:shd w:fill="F6F9FC"/>
+            <w:vAlign w:val="center"/>
+          </w:tcPr>
+          <w:p>
+            <w:r>
+              <w:rPr>
+                <w:rFonts w:ascii="맑은 고딕" w:hAnsi="맑은 고딕" w:eastAsia="맑은 고딕"/>
+                <w:b w:val="0"/>
+                <w:color w:val="1A2D45"/>
+                <w:sz w:val="17"/>
+              </w:rPr>
+              <w:t>1</w:t>
+            </w:r>
+          </w:p>
+        </w:tc>
+        <w:tc>
+          <w:tcPr>
+            <w:tcW w:type="dxa" w:w="1531"/>
+            <w:shd w:fill="F6F9FC"/>
+            <w:vAlign w:val="center"/>
+          </w:tcPr>
+          <w:p>
+            <w:r>
+              <w:rPr>
+                <w:rFonts w:ascii="맑은 고딕" w:hAnsi="맑은 고딕" w:eastAsia="맑은 고딕"/>
+                <w:b w:val="0"/>
+                <w:color w:val="1A2D45"/>
+                <w:sz w:val="17"/>
+              </w:rPr>
+              <w:t>12원</w:t>
+            </w:r>
+          </w:p>
+        </w:tc>
+      </w:tr>
+      <w:tr>
+        <w:tc>
+          <w:tcPr>
+            <w:tcW w:type="dxa" w:w="4422"/>
+            <w:vAlign w:val="center"/>
+          </w:tcPr>
+          <w:p>
+            <w:r>
+              <w:rPr>
+                <w:rFonts w:ascii="맑은 고딕" w:hAnsi="맑은 고딕" w:eastAsia="맑은 고딕"/>
+                <w:b w:val="0"/>
+                <w:color w:val="1A2D45"/>
+                <w:sz w:val="17"/>
+              </w:rPr>
+              <w:t>이미지 OCR·아이디어 추출 (최대 3장)</w:t>
+            </w:r>
+          </w:p>
+        </w:tc>
+        <w:tc>
+          <w:tcPr>
+            <w:tcW w:type="dxa" w:w="2494"/>
+            <w:vAlign w:val="center"/>
+          </w:tcPr>
+          <w:p>
+            <w:r>
+              <w:rPr>
+                <w:rFonts w:ascii="맑은 고딕" w:hAnsi="맑은 고딕" w:eastAsia="맑은 고딕"/>
+                <w:b w:val="0"/>
+                <w:color w:val="1A2D45"/>
+                <w:sz w:val="17"/>
+              </w:rPr>
+              <w:t>6,000 / 5,000</w:t>
+            </w:r>
+          </w:p>
+        </w:tc>
+        <w:tc>
+          <w:tcPr>
+            <w:tcW w:type="dxa" w:w="964"/>
+            <w:vAlign w:val="center"/>
+          </w:tcPr>
+          <w:p>
+            <w:r>
+              <w:rPr>
+                <w:rFonts w:ascii="맑은 고딕" w:hAnsi="맑은 고딕" w:eastAsia="맑은 고딕"/>
+                <w:b w:val="0"/>
+                <w:color w:val="1A2D45"/>
+                <w:sz w:val="17"/>
+              </w:rPr>
+              <w:t>4</w:t>
+            </w:r>
+          </w:p>
+        </w:tc>
+        <w:tc>
+          <w:tcPr>
+            <w:tcW w:type="dxa" w:w="1531"/>
+            <w:vAlign w:val="center"/>
+          </w:tcPr>
+          <w:p>
+            <w:r>
+              <w:rPr>
+                <w:rFonts w:ascii="맑은 고딕" w:hAnsi="맑은 고딕" w:eastAsia="맑은 고딕"/>
+                <w:b w:val="0"/>
+                <w:color w:val="1A2D45"/>
+                <w:sz w:val="17"/>
+              </w:rPr>
+              <w:t>56원</w:t>
+            </w:r>
+          </w:p>
+        </w:tc>
+      </w:tr>
+      <w:tr>
+        <w:tc>
+          <w:tcPr>
+            <w:tcW w:type="dxa" w:w="4422"/>
+            <w:shd w:fill="F6F9FC"/>
+            <w:vAlign w:val="center"/>
+          </w:tcPr>
+          <w:p>
+            <w:r>
+              <w:rPr>
+                <w:rFonts w:ascii="맑은 고딕" w:hAnsi="맑은 고딕" w:eastAsia="맑은 고딕"/>
+                <w:b w:val="0"/>
+                <w:color w:val="1A2D45"/>
+                <w:sz w:val="17"/>
+              </w:rPr>
+              <w:t>MVP 계획 생성</w:t>
+            </w:r>
+          </w:p>
+        </w:tc>
+        <w:tc>
+          <w:tcPr>
+            <w:tcW w:type="dxa" w:w="2494"/>
+            <w:shd w:fill="F6F9FC"/>
+            <w:vAlign w:val="center"/>
+          </w:tcPr>
+          <w:p>
+            <w:r>
+              <w:rPr>
+                <w:rFonts w:ascii="맑은 고딕" w:hAnsi="맑은 고딕" w:eastAsia="맑은 고딕"/>
+                <w:b w:val="0"/>
+                <w:color w:val="1A2D45"/>
+                <w:sz w:val="17"/>
+              </w:rPr>
+              <w:t>5,000 / 5,000</w:t>
+            </w:r>
+          </w:p>
+        </w:tc>
+        <w:tc>
+          <w:tcPr>
+            <w:tcW w:type="dxa" w:w="964"/>
+            <w:shd w:fill="F6F9FC"/>
+            <w:vAlign w:val="center"/>
+          </w:tcPr>
+          <w:p>
+            <w:r>
+              <w:rPr>
+                <w:rFonts w:ascii="맑은 고딕" w:hAnsi="맑은 고딕" w:eastAsia="맑은 고딕"/>
+                <w:b w:val="0"/>
+                <w:color w:val="1A2D45"/>
+                <w:sz w:val="17"/>
+              </w:rPr>
+              <w:t>2</w:t>
+            </w:r>
+          </w:p>
+        </w:tc>
+        <w:tc>
+          <w:tcPr>
+            <w:tcW w:type="dxa" w:w="1531"/>
+            <w:shd w:fill="F6F9FC"/>
+            <w:vAlign w:val="center"/>
+          </w:tcPr>
+          <w:p>
+            <w:r>
+              <w:rPr>
+                <w:rFonts w:ascii="맑은 고딕" w:hAnsi="맑은 고딕" w:eastAsia="맑은 고딕"/>
+                <w:b w:val="0"/>
+                <w:color w:val="1A2D45"/>
+                <w:sz w:val="17"/>
+              </w:rPr>
+              <w:t>14원</w:t>
+            </w:r>
+          </w:p>
+        </w:tc>
+      </w:tr>
+      <w:tr>
+        <w:tc>
+          <w:tcPr>
+            <w:tcW w:type="dxa" w:w="4422"/>
+            <w:vAlign w:val="center"/>
+          </w:tcPr>
+          <w:p>
+            <w:r>
+              <w:rPr>
+                <w:rFonts w:ascii="맑은 고딕" w:hAnsi="맑은 고딕" w:eastAsia="맑은 고딕"/>
+                <w:b w:val="0"/>
+                <w:color w:val="1A2D45"/>
+                <w:sz w:val="17"/>
+              </w:rPr>
+              <w:t>발표자료 생성·전체 재생성</w:t>
+            </w:r>
+          </w:p>
+        </w:tc>
+        <w:tc>
+          <w:tcPr>
+            <w:tcW w:type="dxa" w:w="2494"/>
+            <w:vAlign w:val="center"/>
+          </w:tcPr>
+          <w:p>
+            <w:r>
+              <w:rPr>
+                <w:rFonts w:ascii="맑은 고딕" w:hAnsi="맑은 고딕" w:eastAsia="맑은 고딕"/>
+                <w:b w:val="0"/>
+                <w:color w:val="1A2D45"/>
+                <w:sz w:val="17"/>
+              </w:rPr>
+              <w:t>8,000 / 16,000</w:t>
+            </w:r>
+          </w:p>
+        </w:tc>
+        <w:tc>
+          <w:tcPr>
+            <w:tcW w:type="dxa" w:w="964"/>
+            <w:vAlign w:val="center"/>
+          </w:tcPr>
+          <w:p>
+            <w:r>
+              <w:rPr>
+                <w:rFonts w:ascii="맑은 고딕" w:hAnsi="맑은 고딕" w:eastAsia="맑은 고딕"/>
+                <w:b w:val="0"/>
+                <w:color w:val="1A2D45"/>
+                <w:sz w:val="17"/>
+              </w:rPr>
+              <w:t>4</w:t>
+            </w:r>
+          </w:p>
+        </w:tc>
+        <w:tc>
+          <w:tcPr>
+            <w:tcW w:type="dxa" w:w="1531"/>
+            <w:vAlign w:val="center"/>
+          </w:tcPr>
+          <w:p>
+            <w:r>
+              <w:rPr>
+                <w:rFonts w:ascii="맑은 고딕" w:hAnsi="맑은 고딕" w:eastAsia="맑은 고딕"/>
+                <w:b w:val="0"/>
+                <w:color w:val="1A2D45"/>
+                <w:sz w:val="17"/>
+              </w:rPr>
+              <w:t>39원</w:t>
+            </w:r>
+          </w:p>
+        </w:tc>
+      </w:tr>
+    </w:tbl>
+    <w:p/>
+    <w:p>
+      <w:r>
+        <w:rPr>
+          <w:rFonts w:ascii="맑은 고딕" w:hAnsi="맑은 고딕" w:eastAsia="맑은 고딕"/>
+          <w:b w:val="0"/>
+          <w:color w:val="1A2D45"/>
+          <w:sz w:val="20"/>
+        </w:rPr>
+        <w:t>대표 사용 혼합은 텍스트 추출 2회, 비교 2회, 이미지 1회, MVP 2회, 발표자료 2회로 총 20크레딧입니다. 이때 AI 원가는 약 200원으로, 크레딧당 약 10원입니다. 이미지 1회는 같은 크레딧 수의 텍스트 작업보다 비싸므로 4크레딧으로 설정했습니다. 한 요청에 3장까지 들어갈 수 있다는 점은 출시 전 이미지별 실측으로 다시 확인해야 합니다.</w:t>
+      </w:r>
+    </w:p>
+    <w:p>
+      <w:pPr>
+        <w:pStyle w:val="Heading1"/>
+      </w:pPr>
+      <w:r>
+        <w:rPr>
+          <w:rFonts w:ascii="맑은 고딕" w:hAnsi="맑은 고딕" w:eastAsia="맑은 고딕"/>
+          <w:b/>
+          <w:color w:val="2663A7"/>
+          <w:sz w:val="26"/>
+        </w:rPr>
+        <w:t>7. 결제 후 예상 이익 — 실측 순이익 아님</w:t>
+      </w:r>
+    </w:p>
+    <w:p>
+      <w:r>
+        <w:rPr>
+          <w:rFonts w:ascii="맑은 고딕" w:hAnsi="맑은 고딕" w:eastAsia="맑은 고딕"/>
+          <w:b w:val="0"/>
+          <w:color w:val="1A2D45"/>
+          <w:sz w:val="20"/>
+        </w:rPr>
+        <w:t>계산식: 표시 가격 ÷ 1.1(부가세 제외 매출) − 표시 가격 × 플랫폼 수수료율 − 사용 크레딧 × 대표 혼합의 크레딧당 AI 원가 − 서버·스토리지 예비비 = 공헌이익. 수수료 15%는 자격 충족 또는 구독 판매를 가정한 시나리오이며, 보수적으로 부가세 포함 표시 가격 전체에 적용했습니다. 서버·스토리지 예비비는 개인 월 200원, 팀 월 500원, 대학생 학기당 500원의 미검증 가정입니다. 4개월권에는 월 예비비를 4배 적용합니다.</w:t>
+      </w:r>
+    </w:p>
+    <w:tbl>
+      <w:tblPr>
+        <w:tblStyle w:val="TableGrid"/>
+        <w:tblW w:type="auto" w:w="0"/>
+        <w:jc w:val="center"/>
+        <w:tblLook w:firstColumn="1" w:firstRow="1" w:lastColumn="0" w:lastRow="0" w:noHBand="0" w:noVBand="1" w:val="04A0"/>
+      </w:tblPr>
+      <w:tblGrid>
+        <w:gridCol w:w="1700"/>
+        <w:gridCol w:w="1700"/>
+        <w:gridCol w:w="1700"/>
+        <w:gridCol w:w="1700"/>
+        <w:gridCol w:w="1700"/>
+        <w:gridCol w:w="1700"/>
+      </w:tblGrid>
+      <w:tr>
+        <w:tc>
+          <w:tcPr>
+            <w:tcW w:type="dxa" w:w="2211"/>
+            <w:shd w:fill="DDEAF6"/>
+            <w:vAlign w:val="center"/>
+          </w:tcPr>
+          <w:p>
+            <w:r>
+              <w:rPr>
+                <w:rFonts w:ascii="맑은 고딕" w:hAnsi="맑은 고딕" w:eastAsia="맑은 고딕"/>
+                <w:b/>
+                <w:color w:val="1A2D45"/>
+                <w:sz w:val="18"/>
+              </w:rPr>
+              <w:t>상품</w:t>
+            </w:r>
+          </w:p>
+        </w:tc>
+        <w:tc>
+          <w:tcPr>
+            <w:tcW w:type="dxa" w:w="1247"/>
+            <w:shd w:fill="DDEAF6"/>
+            <w:vAlign w:val="center"/>
+          </w:tcPr>
+          <w:p>
+            <w:r>
+              <w:rPr>
+                <w:rFonts w:ascii="맑은 고딕" w:hAnsi="맑은 고딕" w:eastAsia="맑은 고딕"/>
+                <w:b/>
+                <w:color w:val="1A2D45"/>
+                <w:sz w:val="18"/>
+              </w:rPr>
+              <w:t>판매가</w:t>
+            </w:r>
+          </w:p>
+        </w:tc>
+        <w:tc>
+          <w:tcPr>
+            <w:tcW w:type="dxa" w:w="1247"/>
+            <w:shd w:fill="DDEAF6"/>
+            <w:vAlign w:val="center"/>
+          </w:tcPr>
+          <w:p>
+            <w:r>
+              <w:rPr>
+                <w:rFonts w:ascii="맑은 고딕" w:hAnsi="맑은 고딕" w:eastAsia="맑은 고딕"/>
+                <w:b/>
+                <w:color w:val="1A2D45"/>
+                <w:sz w:val="18"/>
+              </w:rPr>
+              <w:t>수수료</w:t>
+            </w:r>
+          </w:p>
+        </w:tc>
+        <w:tc>
+          <w:tcPr>
+            <w:tcW w:type="dxa" w:w="1247"/>
+            <w:shd w:fill="DDEAF6"/>
+            <w:vAlign w:val="center"/>
+          </w:tcPr>
+          <w:p>
+            <w:r>
+              <w:rPr>
+                <w:rFonts w:ascii="맑은 고딕" w:hAnsi="맑은 고딕" w:eastAsia="맑은 고딕"/>
+                <w:b/>
+                <w:color w:val="1A2D45"/>
+                <w:sz w:val="18"/>
+              </w:rPr>
+              <w:t>AI 원가</w:t>
+            </w:r>
+          </w:p>
+        </w:tc>
+        <w:tc>
+          <w:tcPr>
+            <w:tcW w:type="dxa" w:w="1247"/>
+            <w:shd w:fill="DDEAF6"/>
+            <w:vAlign w:val="center"/>
+          </w:tcPr>
+          <w:p>
+            <w:r>
+              <w:rPr>
+                <w:rFonts w:ascii="맑은 고딕" w:hAnsi="맑은 고딕" w:eastAsia="맑은 고딕"/>
+                <w:b/>
+                <w:color w:val="1A2D45"/>
+                <w:sz w:val="18"/>
+              </w:rPr>
+              <w:t>서버 예비</w:t>
+            </w:r>
+          </w:p>
+        </w:tc>
+        <w:tc>
+          <w:tcPr>
+            <w:tcW w:type="dxa" w:w="2268"/>
+            <w:shd w:fill="DDEAF6"/>
+            <w:vAlign w:val="center"/>
+          </w:tcPr>
+          <w:p>
+            <w:r>
+              <w:rPr>
+                <w:rFonts w:ascii="맑은 고딕" w:hAnsi="맑은 고딕" w:eastAsia="맑은 고딕"/>
+                <w:b/>
+                <w:color w:val="1A2D45"/>
+                <w:sz w:val="18"/>
+              </w:rPr>
+              <w:t>공헌이익 / 이익률</w:t>
+            </w:r>
+          </w:p>
+        </w:tc>
+      </w:tr>
+      <w:tr>
+        <w:tc>
+          <w:tcPr>
+            <w:tcW w:type="dxa" w:w="2211"/>
+            <w:vAlign w:val="center"/>
+          </w:tcPr>
+          <w:p>
+            <w:r>
+              <w:rPr>
+                <w:rFonts w:ascii="맑은 고딕" w:hAnsi="맑은 고딕" w:eastAsia="맑은 고딕"/>
+                <w:b w:val="0"/>
+                <w:color w:val="1A2D45"/>
+                <w:sz w:val="17"/>
+              </w:rPr>
+              <w:t>개인 월</w:t>
+            </w:r>
+          </w:p>
+        </w:tc>
+        <w:tc>
+          <w:tcPr>
+            <w:tcW w:type="dxa" w:w="1247"/>
+            <w:vAlign w:val="center"/>
+          </w:tcPr>
+          <w:p>
+            <w:r>
+              <w:rPr>
+                <w:rFonts w:ascii="맑은 고딕" w:hAnsi="맑은 고딕" w:eastAsia="맑은 고딕"/>
+                <w:b w:val="0"/>
+                <w:color w:val="1A2D45"/>
+                <w:sz w:val="17"/>
+              </w:rPr>
+              <w:t>5,900원</w:t>
+            </w:r>
+          </w:p>
+        </w:tc>
+        <w:tc>
+          <w:tcPr>
+            <w:tcW w:type="dxa" w:w="1247"/>
+            <w:vAlign w:val="center"/>
+          </w:tcPr>
+          <w:p>
+            <w:r>
+              <w:rPr>
+                <w:rFonts w:ascii="맑은 고딕" w:hAnsi="맑은 고딕" w:eastAsia="맑은 고딕"/>
+                <w:b w:val="0"/>
+                <w:color w:val="1A2D45"/>
+                <w:sz w:val="17"/>
+              </w:rPr>
+              <w:t>885원</w:t>
+            </w:r>
+          </w:p>
+        </w:tc>
+        <w:tc>
+          <w:tcPr>
+            <w:tcW w:type="dxa" w:w="1247"/>
+            <w:vAlign w:val="center"/>
+          </w:tcPr>
+          <w:p>
+            <w:r>
+              <w:rPr>
+                <w:rFonts w:ascii="맑은 고딕" w:hAnsi="맑은 고딕" w:eastAsia="맑은 고딕"/>
+                <w:b w:val="0"/>
+                <w:color w:val="1A2D45"/>
+                <w:sz w:val="17"/>
+              </w:rPr>
+              <w:t>999원</w:t>
+            </w:r>
+          </w:p>
+        </w:tc>
+        <w:tc>
+          <w:tcPr>
+            <w:tcW w:type="dxa" w:w="1247"/>
+            <w:vAlign w:val="center"/>
+          </w:tcPr>
+          <w:p>
+            <w:r>
+              <w:rPr>
+                <w:rFonts w:ascii="맑은 고딕" w:hAnsi="맑은 고딕" w:eastAsia="맑은 고딕"/>
+                <w:b w:val="0"/>
+                <w:color w:val="1A2D45"/>
+                <w:sz w:val="17"/>
+              </w:rPr>
+              <w:t>200원</w:t>
+            </w:r>
+          </w:p>
+        </w:tc>
+        <w:tc>
+          <w:tcPr>
+            <w:tcW w:type="dxa" w:w="2268"/>
+            <w:vAlign w:val="center"/>
+          </w:tcPr>
+          <w:p>
+            <w:r>
+              <w:rPr>
+                <w:rFonts w:ascii="맑은 고딕" w:hAnsi="맑은 고딕" w:eastAsia="맑은 고딕"/>
+                <w:b w:val="0"/>
+                <w:color w:val="1A2D45"/>
+                <w:sz w:val="17"/>
+              </w:rPr>
+              <w:t>3,279원 / 61.1%</w:t>
+            </w:r>
+          </w:p>
+        </w:tc>
+      </w:tr>
+      <w:tr>
+        <w:tc>
+          <w:tcPr>
+            <w:tcW w:type="dxa" w:w="2211"/>
+            <w:shd w:fill="F6F9FC"/>
+            <w:vAlign w:val="center"/>
+          </w:tcPr>
+          <w:p>
+            <w:r>
+              <w:rPr>
+                <w:rFonts w:ascii="맑은 고딕" w:hAnsi="맑은 고딕" w:eastAsia="맑은 고딕"/>
+                <w:b w:val="0"/>
+                <w:color w:val="1A2D45"/>
+                <w:sz w:val="17"/>
+              </w:rPr>
+              <w:t>개인 월·학생</w:t>
+            </w:r>
+          </w:p>
+        </w:tc>
+        <w:tc>
+          <w:tcPr>
+            <w:tcW w:type="dxa" w:w="1247"/>
+            <w:shd w:fill="F6F9FC"/>
+            <w:vAlign w:val="center"/>
+          </w:tcPr>
+          <w:p>
+            <w:r>
+              <w:rPr>
+                <w:rFonts w:ascii="맑은 고딕" w:hAnsi="맑은 고딕" w:eastAsia="맑은 고딕"/>
+                <w:b w:val="0"/>
+                <w:color w:val="1A2D45"/>
+                <w:sz w:val="17"/>
+              </w:rPr>
+              <w:t>4,900원</w:t>
+            </w:r>
+          </w:p>
+        </w:tc>
+        <w:tc>
+          <w:tcPr>
+            <w:tcW w:type="dxa" w:w="1247"/>
+            <w:shd w:fill="F6F9FC"/>
+            <w:vAlign w:val="center"/>
+          </w:tcPr>
+          <w:p>
+            <w:r>
+              <w:rPr>
+                <w:rFonts w:ascii="맑은 고딕" w:hAnsi="맑은 고딕" w:eastAsia="맑은 고딕"/>
+                <w:b w:val="0"/>
+                <w:color w:val="1A2D45"/>
+                <w:sz w:val="17"/>
+              </w:rPr>
+              <w:t>735원</w:t>
+            </w:r>
+          </w:p>
+        </w:tc>
+        <w:tc>
+          <w:tcPr>
+            <w:tcW w:type="dxa" w:w="1247"/>
+            <w:shd w:fill="F6F9FC"/>
+            <w:vAlign w:val="center"/>
+          </w:tcPr>
+          <w:p>
+            <w:r>
+              <w:rPr>
+                <w:rFonts w:ascii="맑은 고딕" w:hAnsi="맑은 고딕" w:eastAsia="맑은 고딕"/>
+                <w:b w:val="0"/>
+                <w:color w:val="1A2D45"/>
+                <w:sz w:val="17"/>
+              </w:rPr>
+              <w:t>999원</w:t>
+            </w:r>
+          </w:p>
+        </w:tc>
+        <w:tc>
+          <w:tcPr>
+            <w:tcW w:type="dxa" w:w="1247"/>
+            <w:shd w:fill="F6F9FC"/>
+            <w:vAlign w:val="center"/>
+          </w:tcPr>
+          <w:p>
+            <w:r>
+              <w:rPr>
+                <w:rFonts w:ascii="맑은 고딕" w:hAnsi="맑은 고딕" w:eastAsia="맑은 고딕"/>
+                <w:b w:val="0"/>
+                <w:color w:val="1A2D45"/>
+                <w:sz w:val="17"/>
+              </w:rPr>
+              <w:t>200원</w:t>
+            </w:r>
+          </w:p>
+        </w:tc>
+        <w:tc>
+          <w:tcPr>
+            <w:tcW w:type="dxa" w:w="2268"/>
+            <w:shd w:fill="F6F9FC"/>
+            <w:vAlign w:val="center"/>
+          </w:tcPr>
+          <w:p>
+            <w:r>
+              <w:rPr>
+                <w:rFonts w:ascii="맑은 고딕" w:hAnsi="맑은 고딕" w:eastAsia="맑은 고딕"/>
+                <w:b w:val="0"/>
+                <w:color w:val="1A2D45"/>
+                <w:sz w:val="17"/>
+              </w:rPr>
+              <w:t>2,520원 / 56.6%</w:t>
+            </w:r>
+          </w:p>
+        </w:tc>
+      </w:tr>
+      <w:tr>
+        <w:tc>
+          <w:tcPr>
+            <w:tcW w:type="dxa" w:w="2211"/>
+            <w:vAlign w:val="center"/>
+          </w:tcPr>
+          <w:p>
+            <w:r>
+              <w:rPr>
+                <w:rFonts w:ascii="맑은 고딕" w:hAnsi="맑은 고딕" w:eastAsia="맑은 고딕"/>
+                <w:b w:val="0"/>
+                <w:color w:val="1A2D45"/>
+                <w:sz w:val="17"/>
+              </w:rPr>
+              <w:t>팀 월</w:t>
+            </w:r>
+          </w:p>
+        </w:tc>
+        <w:tc>
+          <w:tcPr>
+            <w:tcW w:type="dxa" w:w="1247"/>
+            <w:vAlign w:val="center"/>
+          </w:tcPr>
+          <w:p>
+            <w:r>
+              <w:rPr>
+                <w:rFonts w:ascii="맑은 고딕" w:hAnsi="맑은 고딕" w:eastAsia="맑은 고딕"/>
+                <w:b w:val="0"/>
+                <w:color w:val="1A2D45"/>
+                <w:sz w:val="17"/>
+              </w:rPr>
+              <w:t>16,900원</w:t>
+            </w:r>
+          </w:p>
+        </w:tc>
+        <w:tc>
+          <w:tcPr>
+            <w:tcW w:type="dxa" w:w="1247"/>
+            <w:vAlign w:val="center"/>
+          </w:tcPr>
+          <w:p>
+            <w:r>
+              <w:rPr>
+                <w:rFonts w:ascii="맑은 고딕" w:hAnsi="맑은 고딕" w:eastAsia="맑은 고딕"/>
+                <w:b w:val="0"/>
+                <w:color w:val="1A2D45"/>
+                <w:sz w:val="17"/>
+              </w:rPr>
+              <w:t>2,535원</w:t>
+            </w:r>
+          </w:p>
+        </w:tc>
+        <w:tc>
+          <w:tcPr>
+            <w:tcW w:type="dxa" w:w="1247"/>
+            <w:vAlign w:val="center"/>
+          </w:tcPr>
+          <w:p>
+            <w:r>
+              <w:rPr>
+                <w:rFonts w:ascii="맑은 고딕" w:hAnsi="맑은 고딕" w:eastAsia="맑은 고딕"/>
+                <w:b w:val="0"/>
+                <w:color w:val="1A2D45"/>
+                <w:sz w:val="17"/>
+              </w:rPr>
+              <w:t>2,998원</w:t>
+            </w:r>
+          </w:p>
+        </w:tc>
+        <w:tc>
+          <w:tcPr>
+            <w:tcW w:type="dxa" w:w="1247"/>
+            <w:vAlign w:val="center"/>
+          </w:tcPr>
+          <w:p>
+            <w:r>
+              <w:rPr>
+                <w:rFonts w:ascii="맑은 고딕" w:hAnsi="맑은 고딕" w:eastAsia="맑은 고딕"/>
+                <w:b w:val="0"/>
+                <w:color w:val="1A2D45"/>
+                <w:sz w:val="17"/>
+              </w:rPr>
+              <w:t>500원</w:t>
+            </w:r>
+          </w:p>
+        </w:tc>
+        <w:tc>
+          <w:tcPr>
+            <w:tcW w:type="dxa" w:w="2268"/>
+            <w:vAlign w:val="center"/>
+          </w:tcPr>
+          <w:p>
+            <w:r>
+              <w:rPr>
+                <w:rFonts w:ascii="맑은 고딕" w:hAnsi="맑은 고딕" w:eastAsia="맑은 고딕"/>
+                <w:b w:val="0"/>
+                <w:color w:val="1A2D45"/>
+                <w:sz w:val="17"/>
+              </w:rPr>
+              <w:t>9,331원 / 60.7%</w:t>
+            </w:r>
+          </w:p>
+        </w:tc>
+      </w:tr>
+      <w:tr>
+        <w:tc>
+          <w:tcPr>
+            <w:tcW w:type="dxa" w:w="2211"/>
+            <w:shd w:fill="F6F9FC"/>
+            <w:vAlign w:val="center"/>
+          </w:tcPr>
+          <w:p>
+            <w:r>
+              <w:rPr>
+                <w:rFonts w:ascii="맑은 고딕" w:hAnsi="맑은 고딕" w:eastAsia="맑은 고딕"/>
+                <w:b w:val="0"/>
+                <w:color w:val="1A2D45"/>
+                <w:sz w:val="17"/>
+              </w:rPr>
+              <w:t>팀 월·학생</w:t>
+            </w:r>
+          </w:p>
+        </w:tc>
+        <w:tc>
+          <w:tcPr>
+            <w:tcW w:type="dxa" w:w="1247"/>
+            <w:shd w:fill="F6F9FC"/>
+            <w:vAlign w:val="center"/>
+          </w:tcPr>
+          <w:p>
+            <w:r>
+              <w:rPr>
+                <w:rFonts w:ascii="맑은 고딕" w:hAnsi="맑은 고딕" w:eastAsia="맑은 고딕"/>
+                <w:b w:val="0"/>
+                <w:color w:val="1A2D45"/>
+                <w:sz w:val="17"/>
+              </w:rPr>
+              <w:t>14,900원</w:t>
+            </w:r>
+          </w:p>
+        </w:tc>
+        <w:tc>
+          <w:tcPr>
+            <w:tcW w:type="dxa" w:w="1247"/>
+            <w:shd w:fill="F6F9FC"/>
+            <w:vAlign w:val="center"/>
+          </w:tcPr>
+          <w:p>
+            <w:r>
+              <w:rPr>
+                <w:rFonts w:ascii="맑은 고딕" w:hAnsi="맑은 고딕" w:eastAsia="맑은 고딕"/>
+                <w:b w:val="0"/>
+                <w:color w:val="1A2D45"/>
+                <w:sz w:val="17"/>
+              </w:rPr>
+              <w:t>2,235원</w:t>
+            </w:r>
+          </w:p>
+        </w:tc>
+        <w:tc>
+          <w:tcPr>
+            <w:tcW w:type="dxa" w:w="1247"/>
+            <w:shd w:fill="F6F9FC"/>
+            <w:vAlign w:val="center"/>
+          </w:tcPr>
+          <w:p>
+            <w:r>
+              <w:rPr>
+                <w:rFonts w:ascii="맑은 고딕" w:hAnsi="맑은 고딕" w:eastAsia="맑은 고딕"/>
+                <w:b w:val="0"/>
+                <w:color w:val="1A2D45"/>
+                <w:sz w:val="17"/>
+              </w:rPr>
+              <w:t>2,998원</w:t>
+            </w:r>
+          </w:p>
+        </w:tc>
+        <w:tc>
+          <w:tcPr>
+            <w:tcW w:type="dxa" w:w="1247"/>
+            <w:shd w:fill="F6F9FC"/>
+            <w:vAlign w:val="center"/>
+          </w:tcPr>
+          <w:p>
+            <w:r>
+              <w:rPr>
+                <w:rFonts w:ascii="맑은 고딕" w:hAnsi="맑은 고딕" w:eastAsia="맑은 고딕"/>
+                <w:b w:val="0"/>
+                <w:color w:val="1A2D45"/>
+                <w:sz w:val="17"/>
+              </w:rPr>
+              <w:t>500원</w:t>
+            </w:r>
+          </w:p>
+        </w:tc>
+        <w:tc>
+          <w:tcPr>
+            <w:tcW w:type="dxa" w:w="2268"/>
+            <w:shd w:fill="F6F9FC"/>
+            <w:vAlign w:val="center"/>
+          </w:tcPr>
+          <w:p>
+            <w:r>
+              <w:rPr>
+                <w:rFonts w:ascii="맑은 고딕" w:hAnsi="맑은 고딕" w:eastAsia="맑은 고딕"/>
+                <w:b w:val="0"/>
+                <w:color w:val="1A2D45"/>
+                <w:sz w:val="17"/>
+              </w:rPr>
+              <w:t>7,813원 / 57.7%</w:t>
+            </w:r>
+          </w:p>
+        </w:tc>
+      </w:tr>
+      <w:tr>
+        <w:tc>
+          <w:tcPr>
+            <w:tcW w:type="dxa" w:w="2211"/>
+            <w:vAlign w:val="center"/>
+          </w:tcPr>
+          <w:p>
+            <w:r>
+              <w:rPr>
+                <w:rFonts w:ascii="맑은 고딕" w:hAnsi="맑은 고딕" w:eastAsia="맑은 고딕"/>
+                <w:b w:val="0"/>
+                <w:color w:val="1A2D45"/>
+                <w:sz w:val="17"/>
+              </w:rPr>
+              <w:t>개인 4개월</w:t>
+            </w:r>
+          </w:p>
+        </w:tc>
+        <w:tc>
+          <w:tcPr>
+            <w:tcW w:type="dxa" w:w="1247"/>
+            <w:vAlign w:val="center"/>
+          </w:tcPr>
+          <w:p>
+            <w:r>
+              <w:rPr>
+                <w:rFonts w:ascii="맑은 고딕" w:hAnsi="맑은 고딕" w:eastAsia="맑은 고딕"/>
+                <w:b w:val="0"/>
+                <w:color w:val="1A2D45"/>
+                <w:sz w:val="17"/>
+              </w:rPr>
+              <w:t>19,900원</w:t>
+            </w:r>
+          </w:p>
+        </w:tc>
+        <w:tc>
+          <w:tcPr>
+            <w:tcW w:type="dxa" w:w="1247"/>
+            <w:vAlign w:val="center"/>
+          </w:tcPr>
+          <w:p>
+            <w:r>
+              <w:rPr>
+                <w:rFonts w:ascii="맑은 고딕" w:hAnsi="맑은 고딕" w:eastAsia="맑은 고딕"/>
+                <w:b w:val="0"/>
+                <w:color w:val="1A2D45"/>
+                <w:sz w:val="17"/>
+              </w:rPr>
+              <w:t>2,985원</w:t>
+            </w:r>
+          </w:p>
+        </w:tc>
+        <w:tc>
+          <w:tcPr>
+            <w:tcW w:type="dxa" w:w="1247"/>
+            <w:vAlign w:val="center"/>
+          </w:tcPr>
+          <w:p>
+            <w:r>
+              <w:rPr>
+                <w:rFonts w:ascii="맑은 고딕" w:hAnsi="맑은 고딕" w:eastAsia="맑은 고딕"/>
+                <w:b w:val="0"/>
+                <w:color w:val="1A2D45"/>
+                <w:sz w:val="17"/>
+              </w:rPr>
+              <w:t>3,997원</w:t>
+            </w:r>
+          </w:p>
+        </w:tc>
+        <w:tc>
+          <w:tcPr>
+            <w:tcW w:type="dxa" w:w="1247"/>
+            <w:vAlign w:val="center"/>
+          </w:tcPr>
+          <w:p>
+            <w:r>
+              <w:rPr>
+                <w:rFonts w:ascii="맑은 고딕" w:hAnsi="맑은 고딕" w:eastAsia="맑은 고딕"/>
+                <w:b w:val="0"/>
+                <w:color w:val="1A2D45"/>
+                <w:sz w:val="17"/>
+              </w:rPr>
+              <w:t>800원</w:t>
+            </w:r>
+          </w:p>
+        </w:tc>
+        <w:tc>
+          <w:tcPr>
+            <w:tcW w:type="dxa" w:w="2268"/>
+            <w:vAlign w:val="center"/>
+          </w:tcPr>
+          <w:p>
+            <w:r>
+              <w:rPr>
+                <w:rFonts w:ascii="맑은 고딕" w:hAnsi="맑은 고딕" w:eastAsia="맑은 고딕"/>
+                <w:b w:val="0"/>
+                <w:color w:val="1A2D45"/>
+                <w:sz w:val="17"/>
+              </w:rPr>
+              <w:t>10,309원 / 57.0%</w:t>
+            </w:r>
+          </w:p>
+        </w:tc>
+      </w:tr>
+      <w:tr>
+        <w:tc>
+          <w:tcPr>
+            <w:tcW w:type="dxa" w:w="2211"/>
+            <w:shd w:fill="F6F9FC"/>
+            <w:vAlign w:val="center"/>
+          </w:tcPr>
+          <w:p>
+            <w:r>
+              <w:rPr>
+                <w:rFonts w:ascii="맑은 고딕" w:hAnsi="맑은 고딕" w:eastAsia="맑은 고딕"/>
+                <w:b w:val="0"/>
+                <w:color w:val="1A2D45"/>
+                <w:sz w:val="17"/>
+              </w:rPr>
+              <w:t>개인 4개월·학생</w:t>
+            </w:r>
+          </w:p>
+        </w:tc>
+        <w:tc>
+          <w:tcPr>
+            <w:tcW w:type="dxa" w:w="1247"/>
+            <w:shd w:fill="F6F9FC"/>
+            <w:vAlign w:val="center"/>
+          </w:tcPr>
+          <w:p>
+            <w:r>
+              <w:rPr>
+                <w:rFonts w:ascii="맑은 고딕" w:hAnsi="맑은 고딕" w:eastAsia="맑은 고딕"/>
+                <w:b w:val="0"/>
+                <w:color w:val="1A2D45"/>
+                <w:sz w:val="17"/>
+              </w:rPr>
+              <w:t>17,900원</w:t>
+            </w:r>
+          </w:p>
+        </w:tc>
+        <w:tc>
+          <w:tcPr>
+            <w:tcW w:type="dxa" w:w="1247"/>
+            <w:shd w:fill="F6F9FC"/>
+            <w:vAlign w:val="center"/>
+          </w:tcPr>
+          <w:p>
+            <w:r>
+              <w:rPr>
+                <w:rFonts w:ascii="맑은 고딕" w:hAnsi="맑은 고딕" w:eastAsia="맑은 고딕"/>
+                <w:b w:val="0"/>
+                <w:color w:val="1A2D45"/>
+                <w:sz w:val="17"/>
+              </w:rPr>
+              <w:t>2,685원</w:t>
+            </w:r>
+          </w:p>
+        </w:tc>
+        <w:tc>
+          <w:tcPr>
+            <w:tcW w:type="dxa" w:w="1247"/>
+            <w:shd w:fill="F6F9FC"/>
+            <w:vAlign w:val="center"/>
+          </w:tcPr>
+          <w:p>
+            <w:r>
+              <w:rPr>
+                <w:rFonts w:ascii="맑은 고딕" w:hAnsi="맑은 고딕" w:eastAsia="맑은 고딕"/>
+                <w:b w:val="0"/>
+                <w:color w:val="1A2D45"/>
+                <w:sz w:val="17"/>
+              </w:rPr>
+              <w:t>3,997원</w:t>
+            </w:r>
+          </w:p>
+        </w:tc>
+        <w:tc>
+          <w:tcPr>
+            <w:tcW w:type="dxa" w:w="1247"/>
+            <w:shd w:fill="F6F9FC"/>
+            <w:vAlign w:val="center"/>
+          </w:tcPr>
+          <w:p>
+            <w:r>
+              <w:rPr>
+                <w:rFonts w:ascii="맑은 고딕" w:hAnsi="맑은 고딕" w:eastAsia="맑은 고딕"/>
+                <w:b w:val="0"/>
+                <w:color w:val="1A2D45"/>
+                <w:sz w:val="17"/>
+              </w:rPr>
+              <w:t>800원</w:t>
+            </w:r>
+          </w:p>
+        </w:tc>
+        <w:tc>
+          <w:tcPr>
+            <w:tcW w:type="dxa" w:w="2268"/>
+            <w:shd w:fill="F6F9FC"/>
+            <w:vAlign w:val="center"/>
+          </w:tcPr>
+          <w:p>
+            <w:r>
+              <w:rPr>
+                <w:rFonts w:ascii="맑은 고딕" w:hAnsi="맑은 고딕" w:eastAsia="맑은 고딕"/>
+                <w:b w:val="0"/>
+                <w:color w:val="1A2D45"/>
+                <w:sz w:val="17"/>
+              </w:rPr>
+              <w:t>8,791원 / 54.0%</w:t>
+            </w:r>
+          </w:p>
+        </w:tc>
+      </w:tr>
+      <w:tr>
+        <w:tc>
+          <w:tcPr>
+            <w:tcW w:type="dxa" w:w="2211"/>
+            <w:vAlign w:val="center"/>
+          </w:tcPr>
+          <w:p>
+            <w:r>
+              <w:rPr>
+                <w:rFonts w:ascii="맑은 고딕" w:hAnsi="맑은 고딕" w:eastAsia="맑은 고딕"/>
+                <w:b w:val="0"/>
+                <w:color w:val="1A2D45"/>
+                <w:sz w:val="17"/>
+              </w:rPr>
+              <w:t>팀 4개월</w:t>
+            </w:r>
+          </w:p>
+        </w:tc>
+        <w:tc>
+          <w:tcPr>
+            <w:tcW w:type="dxa" w:w="1247"/>
+            <w:vAlign w:val="center"/>
+          </w:tcPr>
+          <w:p>
+            <w:r>
+              <w:rPr>
+                <w:rFonts w:ascii="맑은 고딕" w:hAnsi="맑은 고딕" w:eastAsia="맑은 고딕"/>
+                <w:b w:val="0"/>
+                <w:color w:val="1A2D45"/>
+                <w:sz w:val="17"/>
+              </w:rPr>
+              <w:t>59,900원</w:t>
+            </w:r>
+          </w:p>
+        </w:tc>
+        <w:tc>
+          <w:tcPr>
+            <w:tcW w:type="dxa" w:w="1247"/>
+            <w:vAlign w:val="center"/>
+          </w:tcPr>
+          <w:p>
+            <w:r>
+              <w:rPr>
+                <w:rFonts w:ascii="맑은 고딕" w:hAnsi="맑은 고딕" w:eastAsia="맑은 고딕"/>
+                <w:b w:val="0"/>
+                <w:color w:val="1A2D45"/>
+                <w:sz w:val="17"/>
+              </w:rPr>
+              <w:t>8,985원</w:t>
+            </w:r>
+          </w:p>
+        </w:tc>
+        <w:tc>
+          <w:tcPr>
+            <w:tcW w:type="dxa" w:w="1247"/>
+            <w:vAlign w:val="center"/>
+          </w:tcPr>
+          <w:p>
+            <w:r>
+              <w:rPr>
+                <w:rFonts w:ascii="맑은 고딕" w:hAnsi="맑은 고딕" w:eastAsia="맑은 고딕"/>
+                <w:b w:val="0"/>
+                <w:color w:val="1A2D45"/>
+                <w:sz w:val="17"/>
+              </w:rPr>
+              <w:t>11,991원</w:t>
+            </w:r>
+          </w:p>
+        </w:tc>
+        <w:tc>
+          <w:tcPr>
+            <w:tcW w:type="dxa" w:w="1247"/>
+            <w:vAlign w:val="center"/>
+          </w:tcPr>
+          <w:p>
+            <w:r>
+              <w:rPr>
+                <w:rFonts w:ascii="맑은 고딕" w:hAnsi="맑은 고딕" w:eastAsia="맑은 고딕"/>
+                <w:b w:val="0"/>
+                <w:color w:val="1A2D45"/>
+                <w:sz w:val="17"/>
+              </w:rPr>
+              <w:t>2,000원</w:t>
+            </w:r>
+          </w:p>
+        </w:tc>
+        <w:tc>
+          <w:tcPr>
+            <w:tcW w:type="dxa" w:w="2268"/>
+            <w:vAlign w:val="center"/>
+          </w:tcPr>
+          <w:p>
+            <w:r>
+              <w:rPr>
+                <w:rFonts w:ascii="맑은 고딕" w:hAnsi="맑은 고딕" w:eastAsia="맑은 고딕"/>
+                <w:b w:val="0"/>
+                <w:color w:val="1A2D45"/>
+                <w:sz w:val="17"/>
+              </w:rPr>
+              <w:t>31,478원 / 57.8%</w:t>
+            </w:r>
+          </w:p>
+        </w:tc>
+      </w:tr>
+      <w:tr>
+        <w:tc>
+          <w:tcPr>
+            <w:tcW w:type="dxa" w:w="2211"/>
+            <w:shd w:fill="F6F9FC"/>
+            <w:vAlign w:val="center"/>
+          </w:tcPr>
+          <w:p>
+            <w:r>
+              <w:rPr>
+                <w:rFonts w:ascii="맑은 고딕" w:hAnsi="맑은 고딕" w:eastAsia="맑은 고딕"/>
+                <w:b w:val="0"/>
+                <w:color w:val="1A2D45"/>
+                <w:sz w:val="17"/>
+              </w:rPr>
+              <w:t>팀 4개월·학생</w:t>
+            </w:r>
+          </w:p>
+        </w:tc>
+        <w:tc>
+          <w:tcPr>
+            <w:tcW w:type="dxa" w:w="1247"/>
+            <w:shd w:fill="F6F9FC"/>
+            <w:vAlign w:val="center"/>
+          </w:tcPr>
+          <w:p>
+            <w:r>
+              <w:rPr>
+                <w:rFonts w:ascii="맑은 고딕" w:hAnsi="맑은 고딕" w:eastAsia="맑은 고딕"/>
+                <w:b w:val="0"/>
+                <w:color w:val="1A2D45"/>
+                <w:sz w:val="17"/>
+              </w:rPr>
+              <w:t>49,900원</w:t>
+            </w:r>
+          </w:p>
+        </w:tc>
+        <w:tc>
+          <w:tcPr>
+            <w:tcW w:type="dxa" w:w="1247"/>
+            <w:shd w:fill="F6F9FC"/>
+            <w:vAlign w:val="center"/>
+          </w:tcPr>
+          <w:p>
+            <w:r>
+              <w:rPr>
+                <w:rFonts w:ascii="맑은 고딕" w:hAnsi="맑은 고딕" w:eastAsia="맑은 고딕"/>
+                <w:b w:val="0"/>
+                <w:color w:val="1A2D45"/>
+                <w:sz w:val="17"/>
+              </w:rPr>
+              <w:t>7,485원</w:t>
+            </w:r>
+          </w:p>
+        </w:tc>
+        <w:tc>
+          <w:tcPr>
+            <w:tcW w:type="dxa" w:w="1247"/>
+            <w:shd w:fill="F6F9FC"/>
+            <w:vAlign w:val="center"/>
+          </w:tcPr>
+          <w:p>
+            <w:r>
+              <w:rPr>
+                <w:rFonts w:ascii="맑은 고딕" w:hAnsi="맑은 고딕" w:eastAsia="맑은 고딕"/>
+                <w:b w:val="0"/>
+                <w:color w:val="1A2D45"/>
+                <w:sz w:val="17"/>
+              </w:rPr>
+              <w:t>11,991원</w:t>
+            </w:r>
+          </w:p>
+        </w:tc>
+        <w:tc>
+          <w:tcPr>
+            <w:tcW w:type="dxa" w:w="1247"/>
+            <w:shd w:fill="F6F9FC"/>
+            <w:vAlign w:val="center"/>
+          </w:tcPr>
+          <w:p>
+            <w:r>
+              <w:rPr>
+                <w:rFonts w:ascii="맑은 고딕" w:hAnsi="맑은 고딕" w:eastAsia="맑은 고딕"/>
+                <w:b w:val="0"/>
+                <w:color w:val="1A2D45"/>
+                <w:sz w:val="17"/>
+              </w:rPr>
+              <w:t>2,000원</w:t>
+            </w:r>
+          </w:p>
+        </w:tc>
+        <w:tc>
+          <w:tcPr>
+            <w:tcW w:type="dxa" w:w="2268"/>
+            <w:shd w:fill="F6F9FC"/>
+            <w:vAlign w:val="center"/>
+          </w:tcPr>
+          <w:p>
+            <w:r>
+              <w:rPr>
+                <w:rFonts w:ascii="맑은 고딕" w:hAnsi="맑은 고딕" w:eastAsia="맑은 고딕"/>
+                <w:b w:val="0"/>
+                <w:color w:val="1A2D45"/>
+                <w:sz w:val="17"/>
+              </w:rPr>
+              <w:t>23,887원 / 52.7%</w:t>
+            </w:r>
+          </w:p>
+        </w:tc>
+      </w:tr>
+      <w:tr>
+        <w:tc>
+          <w:tcPr>
+            <w:tcW w:type="dxa" w:w="2211"/>
+            <w:vAlign w:val="center"/>
+          </w:tcPr>
+          <w:p>
+            <w:r>
+              <w:rPr>
+                <w:rFonts w:ascii="맑은 고딕" w:hAnsi="맑은 고딕" w:eastAsia="맑은 고딕"/>
+                <w:b w:val="0"/>
+                <w:color w:val="1A2D45"/>
+                <w:sz w:val="17"/>
+              </w:rPr>
+              <w:t>대학 제휴·1인 학기</w:t>
+            </w:r>
+          </w:p>
+        </w:tc>
+        <w:tc>
+          <w:tcPr>
+            <w:tcW w:type="dxa" w:w="1247"/>
+            <w:vAlign w:val="center"/>
+          </w:tcPr>
+          <w:p>
+            <w:r>
+              <w:rPr>
+                <w:rFonts w:ascii="맑은 고딕" w:hAnsi="맑은 고딕" w:eastAsia="맑은 고딕"/>
+                <w:b w:val="0"/>
+                <w:color w:val="1A2D45"/>
+                <w:sz w:val="17"/>
+              </w:rPr>
+              <w:t>8,000원</w:t>
+            </w:r>
+          </w:p>
+        </w:tc>
+        <w:tc>
+          <w:tcPr>
+            <w:tcW w:type="dxa" w:w="1247"/>
+            <w:vAlign w:val="center"/>
+          </w:tcPr>
+          <w:p>
+            <w:r>
+              <w:rPr>
+                <w:rFonts w:ascii="맑은 고딕" w:hAnsi="맑은 고딕" w:eastAsia="맑은 고딕"/>
+                <w:b w:val="0"/>
+                <w:color w:val="1A2D45"/>
+                <w:sz w:val="17"/>
+              </w:rPr>
+              <w:t>0원</w:t>
+            </w:r>
+          </w:p>
+        </w:tc>
+        <w:tc>
+          <w:tcPr>
+            <w:tcW w:type="dxa" w:w="1247"/>
+            <w:vAlign w:val="center"/>
+          </w:tcPr>
+          <w:p>
+            <w:r>
+              <w:rPr>
+                <w:rFonts w:ascii="맑은 고딕" w:hAnsi="맑은 고딕" w:eastAsia="맑은 고딕"/>
+                <w:b w:val="0"/>
+                <w:color w:val="1A2D45"/>
+                <w:sz w:val="17"/>
+              </w:rPr>
+              <w:t>600원</w:t>
+            </w:r>
+          </w:p>
+        </w:tc>
+        <w:tc>
+          <w:tcPr>
+            <w:tcW w:type="dxa" w:w="1247"/>
+            <w:vAlign w:val="center"/>
+          </w:tcPr>
+          <w:p>
+            <w:r>
+              <w:rPr>
+                <w:rFonts w:ascii="맑은 고딕" w:hAnsi="맑은 고딕" w:eastAsia="맑은 고딕"/>
+                <w:b w:val="0"/>
+                <w:color w:val="1A2D45"/>
+                <w:sz w:val="17"/>
+              </w:rPr>
+              <w:t>500원</w:t>
+            </w:r>
+          </w:p>
+        </w:tc>
+        <w:tc>
+          <w:tcPr>
+            <w:tcW w:type="dxa" w:w="2268"/>
+            <w:vAlign w:val="center"/>
+          </w:tcPr>
+          <w:p>
+            <w:r>
+              <w:rPr>
+                <w:rFonts w:ascii="맑은 고딕" w:hAnsi="맑은 고딕" w:eastAsia="맑은 고딕"/>
+                <w:b w:val="0"/>
+                <w:color w:val="1A2D45"/>
+                <w:sz w:val="17"/>
+              </w:rPr>
+              <w:t>6,173원 / 84.9%</w:t>
+            </w:r>
+          </w:p>
+        </w:tc>
+      </w:tr>
+      <w:tr>
+        <w:tc>
+          <w:tcPr>
+            <w:tcW w:type="dxa" w:w="2211"/>
+            <w:shd w:fill="F6F9FC"/>
+            <w:vAlign w:val="center"/>
+          </w:tcPr>
+          <w:p>
+            <w:r>
+              <w:rPr>
+                <w:rFonts w:ascii="맑은 고딕" w:hAnsi="맑은 고딕" w:eastAsia="맑은 고딕"/>
+                <w:b w:val="0"/>
+                <w:color w:val="1A2D45"/>
+                <w:sz w:val="17"/>
+              </w:rPr>
+              <w:t>추가 충전 10</w:t>
+            </w:r>
+          </w:p>
+        </w:tc>
+        <w:tc>
+          <w:tcPr>
+            <w:tcW w:type="dxa" w:w="1247"/>
+            <w:shd w:fill="F6F9FC"/>
+            <w:vAlign w:val="center"/>
+          </w:tcPr>
+          <w:p>
+            <w:r>
+              <w:rPr>
+                <w:rFonts w:ascii="맑은 고딕" w:hAnsi="맑은 고딕" w:eastAsia="맑은 고딕"/>
+                <w:b w:val="0"/>
+                <w:color w:val="1A2D45"/>
+                <w:sz w:val="17"/>
+              </w:rPr>
+              <w:t>1,900원</w:t>
+            </w:r>
+          </w:p>
+        </w:tc>
+        <w:tc>
+          <w:tcPr>
+            <w:tcW w:type="dxa" w:w="1247"/>
+            <w:shd w:fill="F6F9FC"/>
+            <w:vAlign w:val="center"/>
+          </w:tcPr>
+          <w:p>
+            <w:r>
+              <w:rPr>
+                <w:rFonts w:ascii="맑은 고딕" w:hAnsi="맑은 고딕" w:eastAsia="맑은 고딕"/>
+                <w:b w:val="0"/>
+                <w:color w:val="1A2D45"/>
+                <w:sz w:val="17"/>
+              </w:rPr>
+              <w:t>285원</w:t>
+            </w:r>
+          </w:p>
+        </w:tc>
+        <w:tc>
+          <w:tcPr>
+            <w:tcW w:type="dxa" w:w="1247"/>
+            <w:shd w:fill="F6F9FC"/>
+            <w:vAlign w:val="center"/>
+          </w:tcPr>
+          <w:p>
+            <w:r>
+              <w:rPr>
+                <w:rFonts w:ascii="맑은 고딕" w:hAnsi="맑은 고딕" w:eastAsia="맑은 고딕"/>
+                <w:b w:val="0"/>
+                <w:color w:val="1A2D45"/>
+                <w:sz w:val="17"/>
+              </w:rPr>
+              <w:t>100원</w:t>
+            </w:r>
+          </w:p>
+        </w:tc>
+        <w:tc>
+          <w:tcPr>
+            <w:tcW w:type="dxa" w:w="1247"/>
+            <w:shd w:fill="F6F9FC"/>
+            <w:vAlign w:val="center"/>
+          </w:tcPr>
+          <w:p>
+            <w:r>
+              <w:rPr>
+                <w:rFonts w:ascii="맑은 고딕" w:hAnsi="맑은 고딕" w:eastAsia="맑은 고딕"/>
+                <w:b w:val="0"/>
+                <w:color w:val="1A2D45"/>
+                <w:sz w:val="17"/>
+              </w:rPr>
+              <w:t>0원</w:t>
+            </w:r>
+          </w:p>
+        </w:tc>
+        <w:tc>
+          <w:tcPr>
+            <w:tcW w:type="dxa" w:w="2268"/>
+            <w:shd w:fill="F6F9FC"/>
+            <w:vAlign w:val="center"/>
+          </w:tcPr>
+          <w:p>
+            <w:r>
+              <w:rPr>
+                <w:rFonts w:ascii="맑은 고딕" w:hAnsi="맑은 고딕" w:eastAsia="맑은 고딕"/>
+                <w:b w:val="0"/>
+                <w:color w:val="1A2D45"/>
+                <w:sz w:val="17"/>
+              </w:rPr>
+              <w:t>1,342원 / 77.7%</w:t>
+            </w:r>
+          </w:p>
+        </w:tc>
+      </w:tr>
+      <w:tr>
+        <w:tc>
+          <w:tcPr>
+            <w:tcW w:type="dxa" w:w="2211"/>
+            <w:vAlign w:val="center"/>
+          </w:tcPr>
+          <w:p>
+            <w:r>
+              <w:rPr>
+                <w:rFonts w:ascii="맑은 고딕" w:hAnsi="맑은 고딕" w:eastAsia="맑은 고딕"/>
+                <w:b w:val="0"/>
+                <w:color w:val="1A2D45"/>
+                <w:sz w:val="17"/>
+              </w:rPr>
+              <w:t>추가 충전 30</w:t>
+            </w:r>
+          </w:p>
+        </w:tc>
+        <w:tc>
+          <w:tcPr>
+            <w:tcW w:type="dxa" w:w="1247"/>
+            <w:vAlign w:val="center"/>
+          </w:tcPr>
+          <w:p>
+            <w:r>
+              <w:rPr>
+                <w:rFonts w:ascii="맑은 고딕" w:hAnsi="맑은 고딕" w:eastAsia="맑은 고딕"/>
+                <w:b w:val="0"/>
+                <w:color w:val="1A2D45"/>
+                <w:sz w:val="17"/>
+              </w:rPr>
+              <w:t>3,900원</w:t>
+            </w:r>
+          </w:p>
+        </w:tc>
+        <w:tc>
+          <w:tcPr>
+            <w:tcW w:type="dxa" w:w="1247"/>
+            <w:vAlign w:val="center"/>
+          </w:tcPr>
+          <w:p>
+            <w:r>
+              <w:rPr>
+                <w:rFonts w:ascii="맑은 고딕" w:hAnsi="맑은 고딕" w:eastAsia="맑은 고딕"/>
+                <w:b w:val="0"/>
+                <w:color w:val="1A2D45"/>
+                <w:sz w:val="17"/>
+              </w:rPr>
+              <w:t>585원</w:t>
+            </w:r>
+          </w:p>
+        </w:tc>
+        <w:tc>
+          <w:tcPr>
+            <w:tcW w:type="dxa" w:w="1247"/>
+            <w:vAlign w:val="center"/>
+          </w:tcPr>
+          <w:p>
+            <w:r>
+              <w:rPr>
+                <w:rFonts w:ascii="맑은 고딕" w:hAnsi="맑은 고딕" w:eastAsia="맑은 고딕"/>
+                <w:b w:val="0"/>
+                <w:color w:val="1A2D45"/>
+                <w:sz w:val="17"/>
+              </w:rPr>
+              <w:t>300원</w:t>
+            </w:r>
+          </w:p>
+        </w:tc>
+        <w:tc>
+          <w:tcPr>
+            <w:tcW w:type="dxa" w:w="1247"/>
+            <w:vAlign w:val="center"/>
+          </w:tcPr>
+          <w:p>
+            <w:r>
+              <w:rPr>
+                <w:rFonts w:ascii="맑은 고딕" w:hAnsi="맑은 고딕" w:eastAsia="맑은 고딕"/>
+                <w:b w:val="0"/>
+                <w:color w:val="1A2D45"/>
+                <w:sz w:val="17"/>
+              </w:rPr>
+              <w:t>0원</w:t>
+            </w:r>
+          </w:p>
+        </w:tc>
+        <w:tc>
+          <w:tcPr>
+            <w:tcW w:type="dxa" w:w="2268"/>
+            <w:vAlign w:val="center"/>
+          </w:tcPr>
+          <w:p>
+            <w:r>
+              <w:rPr>
+                <w:rFonts w:ascii="맑은 고딕" w:hAnsi="맑은 고딕" w:eastAsia="맑은 고딕"/>
+                <w:b w:val="0"/>
+                <w:color w:val="1A2D45"/>
+                <w:sz w:val="17"/>
+              </w:rPr>
+              <w:t>2,661원 / 75.0%</w:t>
+            </w:r>
+          </w:p>
+        </w:tc>
+      </w:tr>
+    </w:tbl>
+    <w:p/>
+    <w:p>
+      <w:r>
+        <w:rPr>
+          <w:rFonts w:ascii="맑은 고딕" w:hAnsi="맑은 고딕" w:eastAsia="맑은 고딕"/>
+          <w:b w:val="0"/>
+          <w:color w:val="1A2D45"/>
+          <w:sz w:val="20"/>
+        </w:rPr>
+        <w:t>위 이익률의 분모는 부가세 제외 매출입니다. 대학 제휴는 학교 직접 계약으로 앱스토어 수수료가 없는 경우만 계산했습니다. 학생 4개월권은 표에 적힌 별도 가격이며, 추가 프로모션 할인은 적용하지 않는 안입니다. 무료 12크레딧은 대표 혼합 기준 AI 약 120원에 별도 서버비가 드는 가입 유치 비용이며, 유료 사용자 수익에서 간접 회수해야 합니다.</w:t>
+      </w:r>
+    </w:p>
+    <w:tbl>
+      <w:tblPr>
+        <w:tblStyle w:val="TableGrid"/>
+        <w:tblW w:type="auto" w:w="0"/>
+        <w:jc w:val="center"/>
+        <w:tblLook w:firstColumn="1" w:firstRow="1" w:lastColumn="0" w:lastRow="0" w:noHBand="0" w:noVBand="1" w:val="04A0"/>
+      </w:tblPr>
+      <w:tblGrid>
+        <w:gridCol w:w="3400"/>
+        <w:gridCol w:w="3400"/>
+        <w:gridCol w:w="3400"/>
+      </w:tblGrid>
+      <w:tr>
+        <w:tc>
+          <w:tcPr>
+            <w:tcW w:type="dxa" w:w="2268"/>
+            <w:shd w:fill="DDEAF6"/>
+            <w:vAlign w:val="center"/>
+          </w:tcPr>
+          <w:p>
+            <w:r>
+              <w:rPr>
+                <w:rFonts w:ascii="맑은 고딕" w:hAnsi="맑은 고딕" w:eastAsia="맑은 고딕"/>
+                <w:b/>
+                <w:color w:val="1A2D45"/>
+                <w:sz w:val="18"/>
+              </w:rPr>
+              <w:t>월 상품</w:t>
+            </w:r>
+          </w:p>
+        </w:tc>
+        <w:tc>
+          <w:tcPr>
+            <w:tcW w:type="dxa" w:w="3572"/>
+            <w:shd w:fill="DDEAF6"/>
+            <w:vAlign w:val="center"/>
+          </w:tcPr>
+          <w:p>
+            <w:r>
+              <w:rPr>
+                <w:rFonts w:ascii="맑은 고딕" w:hAnsi="맑은 고딕" w:eastAsia="맑은 고딕"/>
+                <w:b/>
+                <w:color w:val="1A2D45"/>
+                <w:sz w:val="18"/>
+              </w:rPr>
+              <w:t>기준: 수수료 15%·위 AI 원가</w:t>
+            </w:r>
+          </w:p>
+        </w:tc>
+        <w:tc>
+          <w:tcPr>
+            <w:tcW w:type="dxa" w:w="3572"/>
+            <w:shd w:fill="DDEAF6"/>
+            <w:vAlign w:val="center"/>
+          </w:tcPr>
+          <w:p>
+            <w:r>
+              <w:rPr>
+                <w:rFonts w:ascii="맑은 고딕" w:hAnsi="맑은 고딕" w:eastAsia="맑은 고딕"/>
+                <w:b/>
+                <w:color w:val="1A2D45"/>
+                <w:sz w:val="18"/>
+              </w:rPr>
+              <w:t>압박: 수수료 30%·AI 원가 2배</w:t>
+            </w:r>
+          </w:p>
+        </w:tc>
+      </w:tr>
+      <w:tr>
+        <w:tc>
+          <w:tcPr>
+            <w:tcW w:type="dxa" w:w="2268"/>
+            <w:vAlign w:val="center"/>
+          </w:tcPr>
+          <w:p>
+            <w:r>
+              <w:rPr>
+                <w:rFonts w:ascii="맑은 고딕" w:hAnsi="맑은 고딕" w:eastAsia="맑은 고딕"/>
+                <w:b w:val="0"/>
+                <w:color w:val="1A2D45"/>
+                <w:sz w:val="17"/>
+              </w:rPr>
+              <w:t>개인 월</w:t>
+            </w:r>
+          </w:p>
+        </w:tc>
+        <w:tc>
+          <w:tcPr>
+            <w:tcW w:type="dxa" w:w="3572"/>
+            <w:vAlign w:val="center"/>
+          </w:tcPr>
+          <w:p>
+            <w:r>
+              <w:rPr>
+                <w:rFonts w:ascii="맑은 고딕" w:hAnsi="맑은 고딕" w:eastAsia="맑은 고딕"/>
+                <w:b w:val="0"/>
+                <w:color w:val="1A2D45"/>
+                <w:sz w:val="17"/>
+              </w:rPr>
+              <w:t>3,279원 / 61.1%</w:t>
+            </w:r>
+          </w:p>
+        </w:tc>
+        <w:tc>
+          <w:tcPr>
+            <w:tcW w:type="dxa" w:w="3572"/>
+            <w:vAlign w:val="center"/>
+          </w:tcPr>
+          <w:p>
+            <w:r>
+              <w:rPr>
+                <w:rFonts w:ascii="맑은 고딕" w:hAnsi="맑은 고딕" w:eastAsia="맑은 고딕"/>
+                <w:b w:val="0"/>
+                <w:color w:val="1A2D45"/>
+                <w:sz w:val="17"/>
+              </w:rPr>
+              <w:t>1,395원 / 26.0%</w:t>
+            </w:r>
+          </w:p>
+        </w:tc>
+      </w:tr>
+      <w:tr>
+        <w:tc>
+          <w:tcPr>
+            <w:tcW w:type="dxa" w:w="2268"/>
+            <w:shd w:fill="F6F9FC"/>
+            <w:vAlign w:val="center"/>
+          </w:tcPr>
+          <w:p>
+            <w:r>
+              <w:rPr>
+                <w:rFonts w:ascii="맑은 고딕" w:hAnsi="맑은 고딕" w:eastAsia="맑은 고딕"/>
+                <w:b w:val="0"/>
+                <w:color w:val="1A2D45"/>
+                <w:sz w:val="17"/>
+              </w:rPr>
+              <w:t>개인 월·학생</w:t>
+            </w:r>
+          </w:p>
+        </w:tc>
+        <w:tc>
+          <w:tcPr>
+            <w:tcW w:type="dxa" w:w="3572"/>
+            <w:shd w:fill="F6F9FC"/>
+            <w:vAlign w:val="center"/>
+          </w:tcPr>
+          <w:p>
+            <w:r>
+              <w:rPr>
+                <w:rFonts w:ascii="맑은 고딕" w:hAnsi="맑은 고딕" w:eastAsia="맑은 고딕"/>
+                <w:b w:val="0"/>
+                <w:color w:val="1A2D45"/>
+                <w:sz w:val="17"/>
+              </w:rPr>
+              <w:t>2,520원 / 56.6%</w:t>
+            </w:r>
+          </w:p>
+        </w:tc>
+        <w:tc>
+          <w:tcPr>
+            <w:tcW w:type="dxa" w:w="3572"/>
+            <w:shd w:fill="F6F9FC"/>
+            <w:vAlign w:val="center"/>
+          </w:tcPr>
+          <w:p>
+            <w:r>
+              <w:rPr>
+                <w:rFonts w:ascii="맑은 고딕" w:hAnsi="맑은 고딕" w:eastAsia="맑은 고딕"/>
+                <w:b w:val="0"/>
+                <w:color w:val="1A2D45"/>
+                <w:sz w:val="17"/>
+              </w:rPr>
+              <w:t>786원 / 17.6%</w:t>
+            </w:r>
+          </w:p>
+        </w:tc>
+      </w:tr>
+      <w:tr>
+        <w:tc>
+          <w:tcPr>
+            <w:tcW w:type="dxa" w:w="2268"/>
+            <w:vAlign w:val="center"/>
+          </w:tcPr>
+          <w:p>
+            <w:r>
+              <w:rPr>
+                <w:rFonts w:ascii="맑은 고딕" w:hAnsi="맑은 고딕" w:eastAsia="맑은 고딕"/>
+                <w:b w:val="0"/>
+                <w:color w:val="1A2D45"/>
+                <w:sz w:val="17"/>
+              </w:rPr>
+              <w:t>팀 월</w:t>
+            </w:r>
+          </w:p>
+        </w:tc>
+        <w:tc>
+          <w:tcPr>
+            <w:tcW w:type="dxa" w:w="3572"/>
+            <w:vAlign w:val="center"/>
+          </w:tcPr>
+          <w:p>
+            <w:r>
+              <w:rPr>
+                <w:rFonts w:ascii="맑은 고딕" w:hAnsi="맑은 고딕" w:eastAsia="맑은 고딕"/>
+                <w:b w:val="0"/>
+                <w:color w:val="1A2D45"/>
+                <w:sz w:val="17"/>
+              </w:rPr>
+              <w:t>9,331원 / 60.7%</w:t>
+            </w:r>
+          </w:p>
+        </w:tc>
+        <w:tc>
+          <w:tcPr>
+            <w:tcW w:type="dxa" w:w="3572"/>
+            <w:vAlign w:val="center"/>
+          </w:tcPr>
+          <w:p>
+            <w:r>
+              <w:rPr>
+                <w:rFonts w:ascii="맑은 고딕" w:hAnsi="맑은 고딕" w:eastAsia="맑은 고딕"/>
+                <w:b w:val="0"/>
+                <w:color w:val="1A2D45"/>
+                <w:sz w:val="17"/>
+              </w:rPr>
+              <w:t>3,798원 / 24.7%</w:t>
+            </w:r>
+          </w:p>
+        </w:tc>
+      </w:tr>
+      <w:tr>
+        <w:tc>
+          <w:tcPr>
+            <w:tcW w:type="dxa" w:w="2268"/>
+            <w:shd w:fill="F6F9FC"/>
+            <w:vAlign w:val="center"/>
+          </w:tcPr>
+          <w:p>
+            <w:r>
+              <w:rPr>
+                <w:rFonts w:ascii="맑은 고딕" w:hAnsi="맑은 고딕" w:eastAsia="맑은 고딕"/>
+                <w:b w:val="0"/>
+                <w:color w:val="1A2D45"/>
+                <w:sz w:val="17"/>
+              </w:rPr>
+              <w:t>팀 월·학생</w:t>
+            </w:r>
+          </w:p>
+        </w:tc>
+        <w:tc>
+          <w:tcPr>
+            <w:tcW w:type="dxa" w:w="3572"/>
+            <w:shd w:fill="F6F9FC"/>
+            <w:vAlign w:val="center"/>
+          </w:tcPr>
+          <w:p>
+            <w:r>
+              <w:rPr>
+                <w:rFonts w:ascii="맑은 고딕" w:hAnsi="맑은 고딕" w:eastAsia="맑은 고딕"/>
+                <w:b w:val="0"/>
+                <w:color w:val="1A2D45"/>
+                <w:sz w:val="17"/>
+              </w:rPr>
+              <w:t>7,813원 / 57.7%</w:t>
+            </w:r>
+          </w:p>
+        </w:tc>
+        <w:tc>
+          <w:tcPr>
+            <w:tcW w:type="dxa" w:w="3572"/>
+            <w:shd w:fill="F6F9FC"/>
+            <w:vAlign w:val="center"/>
+          </w:tcPr>
+          <w:p>
+            <w:r>
+              <w:rPr>
+                <w:rFonts w:ascii="맑은 고딕" w:hAnsi="맑은 고딕" w:eastAsia="맑은 고딕"/>
+                <w:b w:val="0"/>
+                <w:color w:val="1A2D45"/>
+                <w:sz w:val="17"/>
+              </w:rPr>
+              <w:t>2,580원 / 19.0%</w:t>
+            </w:r>
+          </w:p>
+        </w:tc>
+      </w:tr>
+    </w:tbl>
+    <w:p/>
+    <w:p>
+      <w:r>
+        <w:rPr>
+          <w:rFonts w:ascii="맑은 고딕" w:hAnsi="맑은 고딕" w:eastAsia="맑은 고딕"/>
+          <w:b w:val="0"/>
+          <w:color w:val="1A2D45"/>
+          <w:sz w:val="20"/>
+        </w:rPr>
+        <w:t>압박 시나리오는 모든 사용자가 크레딧을 소진하고 AI 원가가 기준의 2배이며 플랫폼 수수료가 30%인 경우입니다. 실제 손익은 사용자별 사용량, 이미지 비중, 무료 가입자, 환불·프로모션, 지원 인건비, 마케팅비, 고정 서버비, 법인세에 따라 변합니다. 따라서 표의 공헌이익을 순이익으로 부르면 안 됩니다. 회사 순이익은 전체 공헌이익 합계에서 이 비용들을 추가로 뺀 뒤에만 계산할 수 있습니다.</w:t>
+      </w:r>
+    </w:p>
+    <w:p>
+      <w:r>
+        <w:rPr>
+          <w:rFonts w:ascii="맑은 고딕" w:hAnsi="맑은 고딕" w:eastAsia="맑은 고딕"/>
+          <w:b w:val="0"/>
+          <w:color w:val="1A2D45"/>
+          <w:sz w:val="20"/>
+        </w:rPr>
+        <w:t>개인 학생가 3,900원에 100크레딧을 주면 위 압박 조건에서 약 177원만 남아 할인 안전폭이 좁습니다. 학생 월 4,900원, 4개월 17,900원으로 조정했습니다. 이 가격에 추가 할인은 중복 적용하지 않으며, 실측 원가가 높아지면 제공량 또는 가격을 먼저 재검토합니다.</w:t>
+      </w:r>
+    </w:p>
+    <w:p>
+      <w:r>
+        <w:rPr>
+          <w:rFonts w:ascii="맑은 고딕" w:hAnsi="맑은 고딕" w:eastAsia="맑은 고딕"/>
+          <w:b w:val="0"/>
+          <w:color w:val="1A2D45"/>
+          <w:sz w:val="20"/>
+        </w:rPr>
+        <w:t>월 5,900원·100크레딧 개인 구독은 기준 가정에서 부가세 제외 매출 대비 공헌이익률 약 61%입니다. 팀 300크레딧을 월 14,900원에 팔면 약 58%로 목표 60%에 못 미칩니다. 월 16,900원으로 조정하면 약 61%가 됩니다. 이미지 2크레딧을 유지하면 이미지 위주 사용자의 원가가 과도해질 수 있어 4크레딧으로 올렸습니다. 이 결론은 토큰 가정이 달라지면 바뀝니다.</w:t>
+      </w:r>
+    </w:p>
+    <w:p>
+      <w:pPr>
+        <w:pStyle w:val="Heading1"/>
+      </w:pPr>
+      <w:r>
+        <w:rPr>
+          <w:rFonts w:ascii="맑은 고딕" w:hAnsi="맑은 고딕" w:eastAsia="맑은 고딕"/>
+          <w:b/>
+          <w:color w:val="2663A7"/>
+          <w:sz w:val="26"/>
+        </w:rPr>
+        <w:t>8. 가격 검증과 출시 순서</w:t>
       </w:r>
     </w:p>
     <w:p>
@@ -1734,7 +4263,7 @@
           <w:color w:val="1A2D45"/>
           <w:sz w:val="20"/>
         </w:rPr>
-        <w:t xml:space="preserve">1단계 — 원가 확인: </w:t>
+        <w:t xml:space="preserve">1단계 — 실측: </w:t>
       </w:r>
       <w:r>
         <w:rPr>
@@ -1743,7 +4272,7 @@
           <w:color w:val="1A2D45"/>
           <w:sz w:val="20"/>
         </w:rPr>
-        <w:t>기능별 AI 호출비, 재시도율, 평균 월 사용 횟수를 기록합니다. 목표는 결제 수수료와 AI·서버 비용을 뺀 매출총이익률 60% 이상입니다. 한도가 원가에 맞지 않으면 가격보다 크레딧 구성을 먼저 조정합니다.</w:t>
+        <w:t>Edge Function별 입력·출력 토큰, 이미지 장수, 실제 청구액, 실패·재시도율, 사용자별 월 사용량을 기록합니다. 목표는 일반 월 상품의 공헌이익률 60% 안팎과 할인 상품의 45% 이상입니다. 2주 실측치의 상위 사용자를 포함해 재계산한 뒤 크레딧·가격을 확정합니다.</w:t>
       </w:r>
     </w:p>
     <w:p>
@@ -1766,7 +4295,7 @@
           <w:color w:val="1A2D45"/>
           <w:sz w:val="20"/>
         </w:rPr>
-        <w:t>개인 월 5,900원과 팀 월 14,900원을 시작 가격으로 20~30개 실제 팀에 제시합니다. 무료→유료 전환, 유료 팀의 크레딧 소진, 과제 완료율, 해지 이유를 봅니다.</w:t>
+        <w:t>개인 월 5,900원·100크레딧과 팀 월 16,900원·300크레딧을 20~30개 실제 팀에 제시합니다. 무료→유료 전환, 유료 팀의 크레딧 소진, 과제 완료율, 해지 이유를 봅니다.</w:t>
       </w:r>
     </w:p>
     <w:p>
@@ -1803,7 +4332,7 @@
           <w:color w:val="2663A7"/>
           <w:sz w:val="26"/>
         </w:rPr>
-        <w:t>7. 현재 구현 상태와 출시 전 작업</w:t>
+        <w:t>9. 현재 구현 상태와 출시 전 작업</w:t>
       </w:r>
     </w:p>
     <w:p>
@@ -1864,7 +4393,7 @@
           <w:rPr>
             <w:color w:val="2663A7"/>
           </w:rPr>
-          <w:t>Notion 교육 요금제 — 학교 이메일 및 재인증 사례</w:t>
+          <w:t>DeepSeek API 모델별 요금</w:t>
         </w:r>
       </w:hyperlink>
     </w:p>
@@ -1877,7 +4406,7 @@
           <w:rPr>
             <w:color w:val="2663A7"/>
           </w:rPr>
-          <w:t>Figma for Education — 교육용 무료 제공과 AI 크레딧 사례</w:t>
+          <w:t>Claude API 모델별 요금</w:t>
         </w:r>
       </w:hyperlink>
     </w:p>
@@ -1890,7 +4419,7 @@
           <w:rPr>
             <w:color w:val="2663A7"/>
           </w:rPr>
-          <w:t>Canva Campus — 대학 기관 계약 사례</w:t>
+          <w:t>Apple 수수료 및 Small Business Program</w:t>
         </w:r>
       </w:hyperlink>
     </w:p>
@@ -1903,7 +4432,7 @@
           <w:rPr>
             <w:color w:val="2663A7"/>
           </w:rPr>
-          <w:t>Apple App Review Guidelines</w:t>
+          <w:t>Google Play 서비스 수수료</w:t>
         </w:r>
       </w:hyperlink>
     </w:p>
@@ -1916,12 +4445,77 @@
           <w:rPr>
             <w:color w:val="2663A7"/>
           </w:rPr>
+          <w:t>국세청 부가가치세율 자료</w:t>
+        </w:r>
+      </w:hyperlink>
+    </w:p>
+    <w:p>
+      <w:pPr>
+        <w:pStyle w:val="ListBullet"/>
+      </w:pPr>
+      <w:hyperlink r:id="rId15">
+        <w:r>
+          <w:rPr>
+            <w:color w:val="2663A7"/>
+          </w:rPr>
+          <w:t>Notion 교육 요금제 — 학교 이메일 및 재인증 사례</w:t>
+        </w:r>
+      </w:hyperlink>
+    </w:p>
+    <w:p>
+      <w:pPr>
+        <w:pStyle w:val="ListBullet"/>
+      </w:pPr>
+      <w:hyperlink r:id="rId16">
+        <w:r>
+          <w:rPr>
+            <w:color w:val="2663A7"/>
+          </w:rPr>
+          <w:t>Figma for Education — 교육용 무료 제공과 AI 크레딧 사례</w:t>
+        </w:r>
+      </w:hyperlink>
+    </w:p>
+    <w:p>
+      <w:pPr>
+        <w:pStyle w:val="ListBullet"/>
+      </w:pPr>
+      <w:hyperlink r:id="rId17">
+        <w:r>
+          <w:rPr>
+            <w:color w:val="2663A7"/>
+          </w:rPr>
+          <w:t>Canva Campus — 대학 기관 계약 사례</w:t>
+        </w:r>
+      </w:hyperlink>
+    </w:p>
+    <w:p>
+      <w:pPr>
+        <w:pStyle w:val="ListBullet"/>
+      </w:pPr>
+      <w:hyperlink r:id="rId18">
+        <w:r>
+          <w:rPr>
+            <w:color w:val="2663A7"/>
+          </w:rPr>
+          <w:t>Apple App Review Guidelines</w:t>
+        </w:r>
+      </w:hyperlink>
+    </w:p>
+    <w:p>
+      <w:pPr>
+        <w:pStyle w:val="ListBullet"/>
+      </w:pPr>
+      <w:hyperlink r:id="rId19">
+        <w:r>
+          <w:rPr>
+            <w:color w:val="2663A7"/>
+          </w:rPr>
           <w:t>Google Play Payments policy</w:t>
         </w:r>
       </w:hyperlink>
     </w:p>
     <w:sectPr>
-      <w:footerReference w:type="default" r:id="rId15"/>
+      <w:footerReference w:type="default" r:id="rId20"/>
       <w:pgSz w:w="12240" w:h="15840"/>
       <w:pgMar w:top="964" w:right="1020" w:bottom="907" w:left="1020" w:header="720" w:footer="720" w:gutter="0"/>
       <w:cols w:space="720"/>
